--- a/git的使用笔记.docx
+++ b/git的使用笔记.docx
@@ -3,6 +3,38 @@
 <w:document xmlns:wpc="http://schemas.microsoft.com/office/word/2010/wordprocessingCanvas" xmlns:mc="http://schemas.openxmlformats.org/markup-compatibility/2006" xmlns:o="urn:schemas-microsoft-com:office:office" xmlns:r="http://schemas.openxmlformats.org/officeDocument/2006/relationships" xmlns:m="http://schemas.openxmlformats.org/officeDocument/2006/math" xmlns:v="urn:schemas-microsoft-com:vml" xmlns:wp14="http://schemas.microsoft.com/office/word/2010/wordprocessingDrawing" xmlns:wp="http://schemas.openxmlformats.org/drawingml/2006/wordprocessingDrawing" xmlns:w10="urn:schemas-microsoft-com:office:word" xmlns:w="http://schemas.openxmlformats.org/wordprocessingml/2006/main" xmlns:w14="http://schemas.microsoft.com/office/word/2010/wordml" xmlns:w15="http://schemas.microsoft.com/office/word/2012/wordml" xmlns:wpg="http://schemas.microsoft.com/office/word/2010/wordprocessingGroup" xmlns:wpi="http://schemas.microsoft.com/office/word/2010/wordprocessingInk" xmlns:wne="http://schemas.microsoft.com/office/word/2006/wordml" xmlns:wps="http://schemas.microsoft.com/office/word/2010/wordprocessingShape" mc:Ignorable="w14 w15 wp14">
   <w:body>
     <w:p>
+      <w:r>
+        <w:rPr>
+          <w:highlight w:val="yellow"/>
+        </w:rPr>
+        <w:t>查看分支</w:t>
+      </w:r>
+      <w:r>
+        <w:rPr>
+          <w:rFonts w:hint="eastAsia"/>
+          <w:highlight w:val="yellow"/>
+        </w:rPr>
+        <w:t>的树形结构？</w:t>
+      </w:r>
+      <w:bookmarkStart w:id="0" w:name="_GoBack"/>
+      <w:bookmarkEnd w:id="0"/>
+    </w:p>
+    <w:p>
+      <w:r>
+        <w:t>查看</w:t>
+      </w:r>
+    </w:p>
+    <w:p>
+      <w:hyperlink r:id="rId8" w:history="1">
+        <w:r>
+          <w:rPr>
+            <w:rStyle w:val="a5"/>
+          </w:rPr>
+          <w:t>https://github.com/guoxingjin/TorqueManageSystem</w:t>
+        </w:r>
+      </w:hyperlink>
+    </w:p>
+    <w:p>
       <w:pPr>
         <w:rPr>
           <w:rFonts w:hint="eastAsia"/>
@@ -87,7 +119,7 @@
           <w:rFonts w:hint="eastAsia"/>
         </w:rPr>
       </w:pPr>
-      <w:hyperlink r:id="rId8" w:history="1">
+      <w:hyperlink r:id="rId9" w:history="1">
         <w:r>
           <w:rPr>
             <w:rStyle w:val="a5"/>
@@ -112,7 +144,7 @@
           <w:rFonts w:hint="eastAsia"/>
         </w:rPr>
       </w:pPr>
-      <w:hyperlink r:id="rId9" w:history="1">
+      <w:hyperlink r:id="rId10" w:history="1">
         <w:r>
           <w:rPr>
             <w:rStyle w:val="a5"/>
@@ -137,7 +169,7 @@
           <w:rFonts w:hint="eastAsia"/>
         </w:rPr>
       </w:pPr>
-      <w:hyperlink r:id="rId10" w:history="1">
+      <w:hyperlink r:id="rId11" w:history="1">
         <w:r>
           <w:rPr>
             <w:rStyle w:val="a5"/>
@@ -152,7 +184,7 @@
           <w:rFonts w:hint="eastAsia"/>
         </w:rPr>
       </w:pPr>
-      <w:hyperlink r:id="rId11" w:history="1">
+      <w:hyperlink r:id="rId12" w:history="1">
         <w:r>
           <w:rPr>
             <w:rStyle w:val="a5"/>
@@ -177,7 +209,7 @@
           <w:rFonts w:hint="eastAsia"/>
         </w:rPr>
       </w:pPr>
-      <w:hyperlink r:id="rId12" w:history="1">
+      <w:hyperlink r:id="rId13" w:history="1">
         <w:r>
           <w:rPr>
             <w:rStyle w:val="a5"/>
@@ -209,7 +241,7 @@
           <w:rFonts w:hint="eastAsia"/>
         </w:rPr>
       </w:pPr>
-      <w:hyperlink r:id="rId13" w:history="1">
+      <w:hyperlink r:id="rId14" w:history="1">
         <w:r>
           <w:rPr>
             <w:rStyle w:val="a5"/>
@@ -235,7 +267,7 @@
           <w:shd w:val="clear" w:color="auto" w:fill="FFFFFF"/>
         </w:rPr>
       </w:pPr>
-      <w:hyperlink r:id="rId14" w:history="1">
+      <w:hyperlink r:id="rId15" w:history="1">
         <w:r>
           <w:rPr>
             <w:rStyle w:val="a5"/>
@@ -933,7 +965,7 @@
         </w:rPr>
         <w:t xml:space="preserve">git config --global user.email </w:t>
       </w:r>
-      <w:hyperlink r:id="rId15" w:history="1">
+      <w:hyperlink r:id="rId16" w:history="1">
         <w:r>
           <w:rPr>
             <w:rStyle w:val="a5"/>
@@ -963,7 +995,7 @@
         </w:rPr>
         <w:t xml:space="preserve">git config --global user.email </w:t>
       </w:r>
-      <w:hyperlink r:id="rId16" w:history="1">
+      <w:hyperlink r:id="rId17" w:history="1">
         <w:r>
           <w:rPr>
             <w:rStyle w:val="a5"/>
@@ -1104,7 +1136,7 @@
                     <pic:cNvPicPr/>
                   </pic:nvPicPr>
                   <pic:blipFill>
-                    <a:blip r:embed="rId17"/>
+                    <a:blip r:embed="rId18"/>
                     <a:stretch>
                       <a:fillRect/>
                     </a:stretch>
@@ -1199,7 +1231,7 @@
                     <pic:cNvPicPr/>
                   </pic:nvPicPr>
                   <pic:blipFill>
-                    <a:blip r:embed="rId18"/>
+                    <a:blip r:embed="rId19"/>
                     <a:stretch>
                       <a:fillRect/>
                     </a:stretch>
@@ -3389,7 +3421,7 @@
                     </pic:cNvPicPr>
                   </pic:nvPicPr>
                   <pic:blipFill>
-                    <a:blip r:embed="rId19">
+                    <a:blip r:embed="rId20">
                       <a:extLst>
                         <a:ext uri="{28A0092B-C50C-407E-A947-70E740481C1C}">
                           <a14:useLocalDpi xmlns:a14="http://schemas.microsoft.com/office/drawing/2010/main" val="0"/>
@@ -4784,7 +4816,7 @@
           <w:rFonts w:hint="eastAsia"/>
         </w:rPr>
       </w:pPr>
-      <w:hyperlink r:id="rId20" w:history="1">
+      <w:hyperlink r:id="rId21" w:history="1">
         <w:r>
           <w:rPr>
             <w:rStyle w:val="a5"/>
@@ -4799,7 +4831,7 @@
           <w:rFonts w:hint="eastAsia"/>
         </w:rPr>
       </w:pPr>
-      <w:hyperlink r:id="rId21" w:history="1">
+      <w:hyperlink r:id="rId22" w:history="1">
         <w:r>
           <w:rPr>
             <w:rStyle w:val="a5"/>
@@ -6636,7 +6668,7 @@
           <w:rFonts w:hint="eastAsia"/>
         </w:rPr>
       </w:pPr>
-      <w:hyperlink r:id="rId22" w:history="1">
+      <w:hyperlink r:id="rId23" w:history="1">
         <w:r>
           <w:rPr>
             <w:rStyle w:val="a5"/>
@@ -7038,7 +7070,7 @@
           <w:rFonts w:hint="eastAsia"/>
         </w:rPr>
       </w:pPr>
-      <w:hyperlink r:id="rId23" w:history="1">
+      <w:hyperlink r:id="rId24" w:history="1">
         <w:r>
           <w:rPr>
             <w:rStyle w:val="a5"/>
@@ -7304,237 +7336,6 @@
             <wp:extent cx="6027770" cy="1700603"/>
             <wp:effectExtent l="0" t="0" r="0" b="0"/>
             <wp:docPr id="10" name="图片 10"/>
-            <wp:cNvGraphicFramePr>
-              <a:graphicFrameLocks xmlns:a="http://schemas.openxmlformats.org/drawingml/2006/main" noChangeAspect="1"/>
-            </wp:cNvGraphicFramePr>
-            <a:graphic xmlns:a="http://schemas.openxmlformats.org/drawingml/2006/main">
-              <a:graphicData uri="http://schemas.openxmlformats.org/drawingml/2006/picture">
-                <pic:pic xmlns:pic="http://schemas.openxmlformats.org/drawingml/2006/picture">
-                  <pic:nvPicPr>
-                    <pic:cNvPr id="1" name=""/>
-                    <pic:cNvPicPr/>
-                  </pic:nvPicPr>
-                  <pic:blipFill>
-                    <a:blip r:embed="rId24"/>
-                    <a:stretch>
-                      <a:fillRect/>
-                    </a:stretch>
-                  </pic:blipFill>
-                  <pic:spPr>
-                    <a:xfrm>
-                      <a:off x="0" y="0"/>
-                      <a:ext cx="6148510" cy="1734667"/>
-                    </a:xfrm>
-                    <a:prstGeom prst="rect">
-                      <a:avLst/>
-                    </a:prstGeom>
-                  </pic:spPr>
-                </pic:pic>
-              </a:graphicData>
-            </a:graphic>
-          </wp:inline>
-        </w:drawing>
-      </w:r>
-    </w:p>
-    <w:p>
-      <w:pPr>
-        <w:pStyle w:val="a7"/>
-        <w:shd w:val="clear" w:color="auto" w:fill="FFFFFF"/>
-        <w:spacing w:before="0" w:beforeAutospacing="0" w:after="225" w:afterAutospacing="0"/>
-        <w:rPr>
-          <w:rFonts w:ascii="Helvetica" w:hAnsi="Helvetica"/>
-          <w:color w:val="666666"/>
-          <w:sz w:val="21"/>
-          <w:szCs w:val="21"/>
-        </w:rPr>
-      </w:pPr>
-      <w:r>
-        <w:rPr>
-          <w:rFonts w:ascii="Helvetica" w:hAnsi="Helvetica"/>
-          <w:color w:val="666666"/>
-          <w:sz w:val="21"/>
-          <w:szCs w:val="21"/>
-        </w:rPr>
-        <w:t>提示</w:t>
-      </w:r>
-      <w:r>
-        <w:rPr>
-          <w:rFonts w:ascii="Helvetica" w:hAnsi="Helvetica" w:hint="eastAsia"/>
-          <w:color w:val="666666"/>
-          <w:sz w:val="21"/>
-          <w:szCs w:val="21"/>
-        </w:rPr>
-        <w:t>1</w:t>
-      </w:r>
-    </w:p>
-    <w:p>
-      <w:pPr>
-        <w:pStyle w:val="a7"/>
-        <w:shd w:val="clear" w:color="auto" w:fill="FFFFFF"/>
-        <w:spacing w:before="0" w:beforeAutospacing="0" w:after="225" w:afterAutospacing="0"/>
-        <w:ind w:firstLineChars="200" w:firstLine="480"/>
-        <w:rPr>
-          <w:rFonts w:ascii="Helvetica" w:hAnsi="Helvetica"/>
-          <w:color w:val="666666"/>
-          <w:sz w:val="21"/>
-          <w:szCs w:val="21"/>
-        </w:rPr>
-      </w:pPr>
-      <w:r>
-        <w:t>If you are planning on basing your work on an upstream branch that already exists at the remote, you may need to run "git fetch" to retrieve it.</w:t>
-      </w:r>
-    </w:p>
-    <w:p>
-      <w:pPr>
-        <w:pStyle w:val="a7"/>
-        <w:shd w:val="clear" w:color="auto" w:fill="FFFFFF"/>
-        <w:spacing w:before="0" w:beforeAutospacing="0" w:after="225" w:afterAutospacing="0"/>
-      </w:pPr>
-      <w:r>
-        <w:t>如果您计划将工作基于已存在于远程的上游分支，则可能需要运行“git fetch”来检索它。</w:t>
-      </w:r>
-    </w:p>
-    <w:p>
-      <w:pPr>
-        <w:pStyle w:val="a7"/>
-        <w:shd w:val="clear" w:color="auto" w:fill="FFFFFF"/>
-        <w:spacing w:before="0" w:beforeAutospacing="0" w:after="225" w:afterAutospacing="0"/>
-        <w:rPr>
-          <w:rFonts w:ascii="Helvetica" w:hAnsi="Helvetica"/>
-          <w:color w:val="666666"/>
-          <w:sz w:val="21"/>
-          <w:szCs w:val="21"/>
-        </w:rPr>
-      </w:pPr>
-      <w:r>
-        <w:rPr>
-          <w:rFonts w:ascii="Helvetica" w:hAnsi="Helvetica"/>
-          <w:color w:val="666666"/>
-          <w:sz w:val="21"/>
-          <w:szCs w:val="21"/>
-        </w:rPr>
-        <w:t>提示</w:t>
-      </w:r>
-      <w:r>
-        <w:rPr>
-          <w:rFonts w:ascii="Helvetica" w:hAnsi="Helvetica"/>
-          <w:color w:val="666666"/>
-          <w:sz w:val="21"/>
-          <w:szCs w:val="21"/>
-        </w:rPr>
-        <w:t>2</w:t>
-      </w:r>
-    </w:p>
-    <w:p>
-      <w:pPr>
-        <w:pStyle w:val="a7"/>
-        <w:shd w:val="clear" w:color="auto" w:fill="FFFFFF"/>
-        <w:spacing w:before="0" w:beforeAutospacing="0" w:after="225" w:afterAutospacing="0"/>
-        <w:rPr>
-          <w:rFonts w:ascii="Helvetica" w:hAnsi="Helvetica"/>
-          <w:color w:val="666666"/>
-          <w:sz w:val="21"/>
-          <w:szCs w:val="21"/>
-        </w:rPr>
-      </w:pPr>
-      <w:r>
-        <w:t>If you are planning to push out a new local branch that will track its remote counterpart, you may want to use "git push -u" to set the upstream config as you push.</w:t>
-      </w:r>
-    </w:p>
-    <w:p>
-      <w:pPr>
-        <w:pStyle w:val="a7"/>
-        <w:shd w:val="clear" w:color="auto" w:fill="FFFFFF"/>
-        <w:spacing w:before="0" w:beforeAutospacing="0" w:after="225" w:afterAutospacing="0"/>
-        <w:rPr>
-          <w:rFonts w:ascii="Helvetica" w:hAnsi="Helvetica"/>
-          <w:color w:val="666666"/>
-          <w:sz w:val="21"/>
-          <w:szCs w:val="21"/>
-        </w:rPr>
-      </w:pPr>
-      <w:r>
-        <w:t>如果您计划推出一个新的本地分支，该分支将跟踪远程分支，您可能希望在推送时使用“git Push-u”来设置上游配置。</w:t>
-      </w:r>
-    </w:p>
-    <w:p>
-      <w:pPr>
-        <w:pStyle w:val="a7"/>
-        <w:numPr>
-          <w:ilvl w:val="0"/>
-          <w:numId w:val="11"/>
-        </w:numPr>
-        <w:shd w:val="clear" w:color="auto" w:fill="FFFFFF"/>
-        <w:spacing w:before="0" w:beforeAutospacing="0" w:after="225" w:afterAutospacing="0"/>
-        <w:rPr>
-          <w:rFonts w:ascii="Helvetica" w:hAnsi="Helvetica"/>
-          <w:color w:val="666666"/>
-          <w:sz w:val="21"/>
-          <w:szCs w:val="21"/>
-        </w:rPr>
-      </w:pPr>
-      <w:r>
-        <w:rPr>
-          <w:rFonts w:ascii="Helvetica" w:hAnsi="Helvetica"/>
-          <w:color w:val="666666"/>
-          <w:sz w:val="21"/>
-          <w:szCs w:val="21"/>
-        </w:rPr>
-        <w:t xml:space="preserve">Push </w:t>
-      </w:r>
-      <w:r>
-        <w:rPr>
-          <w:rFonts w:ascii="Helvetica" w:hAnsi="Helvetica"/>
-          <w:color w:val="666666"/>
-          <w:sz w:val="21"/>
-          <w:szCs w:val="21"/>
-        </w:rPr>
-        <w:t>命令</w:t>
-      </w:r>
-    </w:p>
-    <w:p>
-      <w:pPr>
-        <w:pStyle w:val="a7"/>
-        <w:shd w:val="clear" w:color="auto" w:fill="FFFFFF"/>
-        <w:spacing w:before="0" w:beforeAutospacing="0" w:after="225" w:afterAutospacing="0"/>
-        <w:rPr>
-          <w:rFonts w:ascii="Helvetica" w:hAnsi="Helvetica"/>
-          <w:color w:val="666666"/>
-          <w:sz w:val="21"/>
-          <w:szCs w:val="21"/>
-        </w:rPr>
-      </w:pPr>
-      <w:r>
-        <w:rPr>
-          <w:rFonts w:ascii="Helvetica" w:hAnsi="Helvetica"/>
-          <w:color w:val="666666"/>
-          <w:sz w:val="21"/>
-          <w:szCs w:val="21"/>
-        </w:rPr>
-        <w:t>将当前的本地分支和远程分支关联</w:t>
-      </w:r>
-    </w:p>
-    <w:p>
-      <w:pPr>
-        <w:pStyle w:val="a7"/>
-        <w:shd w:val="clear" w:color="auto" w:fill="FFFFFF"/>
-        <w:spacing w:before="0" w:beforeAutospacing="0" w:after="225" w:afterAutospacing="0"/>
-        <w:rPr>
-          <w:rFonts w:ascii="Helvetica" w:hAnsi="Helvetica"/>
-          <w:color w:val="666666"/>
-          <w:sz w:val="21"/>
-          <w:szCs w:val="21"/>
-        </w:rPr>
-      </w:pPr>
-      <w:r>
-        <w:rPr>
-          <w:noProof/>
-        </w:rPr>
-        <w:drawing>
-          <wp:inline distT="0" distB="0" distL="0" distR="0" wp14:anchorId="53D45739" wp14:editId="1423035F">
-            <wp:extent cx="5929477" cy="814749"/>
-            <wp:effectExtent l="0" t="0" r="0" b="4445"/>
-            <wp:docPr id="11" name="图片 11"/>
             <wp:cNvGraphicFramePr>
               <a:graphicFrameLocks xmlns:a="http://schemas.openxmlformats.org/drawingml/2006/main" noChangeAspect="1"/>
             </wp:cNvGraphicFramePr>
@@ -7554,7 +7355,7 @@
                   <pic:spPr>
                     <a:xfrm>
                       <a:off x="0" y="0"/>
-                      <a:ext cx="6066724" cy="833608"/>
+                      <a:ext cx="6148510" cy="1734667"/>
                     </a:xfrm>
                     <a:prstGeom prst="rect">
                       <a:avLst/>
@@ -7570,6 +7371,127 @@
     <w:p>
       <w:pPr>
         <w:pStyle w:val="a7"/>
+        <w:shd w:val="clear" w:color="auto" w:fill="FFFFFF"/>
+        <w:spacing w:before="0" w:beforeAutospacing="0" w:after="225" w:afterAutospacing="0"/>
+        <w:rPr>
+          <w:rFonts w:ascii="Helvetica" w:hAnsi="Helvetica"/>
+          <w:color w:val="666666"/>
+          <w:sz w:val="21"/>
+          <w:szCs w:val="21"/>
+        </w:rPr>
+      </w:pPr>
+      <w:r>
+        <w:rPr>
+          <w:rFonts w:ascii="Helvetica" w:hAnsi="Helvetica"/>
+          <w:color w:val="666666"/>
+          <w:sz w:val="21"/>
+          <w:szCs w:val="21"/>
+        </w:rPr>
+        <w:t>提示</w:t>
+      </w:r>
+      <w:r>
+        <w:rPr>
+          <w:rFonts w:ascii="Helvetica" w:hAnsi="Helvetica" w:hint="eastAsia"/>
+          <w:color w:val="666666"/>
+          <w:sz w:val="21"/>
+          <w:szCs w:val="21"/>
+        </w:rPr>
+        <w:t>1</w:t>
+      </w:r>
+    </w:p>
+    <w:p>
+      <w:pPr>
+        <w:pStyle w:val="a7"/>
+        <w:shd w:val="clear" w:color="auto" w:fill="FFFFFF"/>
+        <w:spacing w:before="0" w:beforeAutospacing="0" w:after="225" w:afterAutospacing="0"/>
+        <w:ind w:firstLineChars="200" w:firstLine="480"/>
+        <w:rPr>
+          <w:rFonts w:ascii="Helvetica" w:hAnsi="Helvetica"/>
+          <w:color w:val="666666"/>
+          <w:sz w:val="21"/>
+          <w:szCs w:val="21"/>
+        </w:rPr>
+      </w:pPr>
+      <w:r>
+        <w:t>If you are planning on basing your work on an upstream branch that already exists at the remote, you may need to run "git fetch" to retrieve it.</w:t>
+      </w:r>
+    </w:p>
+    <w:p>
+      <w:pPr>
+        <w:pStyle w:val="a7"/>
+        <w:shd w:val="clear" w:color="auto" w:fill="FFFFFF"/>
+        <w:spacing w:before="0" w:beforeAutospacing="0" w:after="225" w:afterAutospacing="0"/>
+      </w:pPr>
+      <w:r>
+        <w:t>如果您计划将工作基于已存在于远程的上游分支，则可能需要运行“git fetch”来检索它。</w:t>
+      </w:r>
+    </w:p>
+    <w:p>
+      <w:pPr>
+        <w:pStyle w:val="a7"/>
+        <w:shd w:val="clear" w:color="auto" w:fill="FFFFFF"/>
+        <w:spacing w:before="0" w:beforeAutospacing="0" w:after="225" w:afterAutospacing="0"/>
+        <w:rPr>
+          <w:rFonts w:ascii="Helvetica" w:hAnsi="Helvetica"/>
+          <w:color w:val="666666"/>
+          <w:sz w:val="21"/>
+          <w:szCs w:val="21"/>
+        </w:rPr>
+      </w:pPr>
+      <w:r>
+        <w:rPr>
+          <w:rFonts w:ascii="Helvetica" w:hAnsi="Helvetica"/>
+          <w:color w:val="666666"/>
+          <w:sz w:val="21"/>
+          <w:szCs w:val="21"/>
+        </w:rPr>
+        <w:t>提示</w:t>
+      </w:r>
+      <w:r>
+        <w:rPr>
+          <w:rFonts w:ascii="Helvetica" w:hAnsi="Helvetica"/>
+          <w:color w:val="666666"/>
+          <w:sz w:val="21"/>
+          <w:szCs w:val="21"/>
+        </w:rPr>
+        <w:t>2</w:t>
+      </w:r>
+    </w:p>
+    <w:p>
+      <w:pPr>
+        <w:pStyle w:val="a7"/>
+        <w:shd w:val="clear" w:color="auto" w:fill="FFFFFF"/>
+        <w:spacing w:before="0" w:beforeAutospacing="0" w:after="225" w:afterAutospacing="0"/>
+        <w:rPr>
+          <w:rFonts w:ascii="Helvetica" w:hAnsi="Helvetica"/>
+          <w:color w:val="666666"/>
+          <w:sz w:val="21"/>
+          <w:szCs w:val="21"/>
+        </w:rPr>
+      </w:pPr>
+      <w:r>
+        <w:t>If you are planning to push out a new local branch that will track its remote counterpart, you may want to use "git push -u" to set the upstream config as you push.</w:t>
+      </w:r>
+    </w:p>
+    <w:p>
+      <w:pPr>
+        <w:pStyle w:val="a7"/>
+        <w:shd w:val="clear" w:color="auto" w:fill="FFFFFF"/>
+        <w:spacing w:before="0" w:beforeAutospacing="0" w:after="225" w:afterAutospacing="0"/>
+        <w:rPr>
+          <w:rFonts w:ascii="Helvetica" w:hAnsi="Helvetica"/>
+          <w:color w:val="666666"/>
+          <w:sz w:val="21"/>
+          <w:szCs w:val="21"/>
+        </w:rPr>
+      </w:pPr>
+      <w:r>
+        <w:t>如果您计划推出一个新的本地分支，该分支将跟踪远程分支，您可能希望在推送时使用“git Push-u”来设置上游配置。</w:t>
+      </w:r>
+    </w:p>
+    <w:p>
+      <w:pPr>
+        <w:pStyle w:val="a7"/>
         <w:numPr>
           <w:ilvl w:val="0"/>
           <w:numId w:val="11"/>
@@ -7590,7 +7512,16 @@
           <w:sz w:val="21"/>
           <w:szCs w:val="21"/>
         </w:rPr>
-        <w:t>查看关联状态</w:t>
+        <w:t xml:space="preserve">Push </w:t>
+      </w:r>
+      <w:r>
+        <w:rPr>
+          <w:rFonts w:ascii="Helvetica" w:hAnsi="Helvetica"/>
+          <w:color w:val="666666"/>
+          <w:sz w:val="21"/>
+          <w:szCs w:val="21"/>
+        </w:rPr>
+        <w:t>命令</w:t>
       </w:r>
     </w:p>
     <w:p>
@@ -7607,13 +7538,35 @@
       </w:pPr>
       <w:r>
         <w:rPr>
+          <w:rFonts w:ascii="Helvetica" w:hAnsi="Helvetica"/>
+          <w:color w:val="666666"/>
+          <w:sz w:val="21"/>
+          <w:szCs w:val="21"/>
+        </w:rPr>
+        <w:t>将当前的本地分支和远程分支关联</w:t>
+      </w:r>
+    </w:p>
+    <w:p>
+      <w:pPr>
+        <w:pStyle w:val="a7"/>
+        <w:shd w:val="clear" w:color="auto" w:fill="FFFFFF"/>
+        <w:spacing w:before="0" w:beforeAutospacing="0" w:after="225" w:afterAutospacing="0"/>
+        <w:rPr>
+          <w:rFonts w:ascii="Helvetica" w:hAnsi="Helvetica"/>
+          <w:color w:val="666666"/>
+          <w:sz w:val="21"/>
+          <w:szCs w:val="21"/>
+        </w:rPr>
+      </w:pPr>
+      <w:r>
+        <w:rPr>
           <w:noProof/>
         </w:rPr>
         <w:drawing>
-          <wp:inline distT="0" distB="0" distL="0" distR="0" wp14:anchorId="1E451467" wp14:editId="5B2C726E">
-            <wp:extent cx="5956935" cy="728330"/>
-            <wp:effectExtent l="0" t="0" r="0" b="0"/>
-            <wp:docPr id="12" name="图片 12"/>
+          <wp:inline distT="0" distB="0" distL="0" distR="0" wp14:anchorId="53D45739" wp14:editId="1423035F">
+            <wp:extent cx="5929477" cy="814749"/>
+            <wp:effectExtent l="0" t="0" r="0" b="4445"/>
+            <wp:docPr id="11" name="图片 11"/>
             <wp:cNvGraphicFramePr>
               <a:graphicFrameLocks xmlns:a="http://schemas.openxmlformats.org/drawingml/2006/main" noChangeAspect="1"/>
             </wp:cNvGraphicFramePr>
@@ -7633,6 +7586,85 @@
                   <pic:spPr>
                     <a:xfrm>
                       <a:off x="0" y="0"/>
+                      <a:ext cx="6066724" cy="833608"/>
+                    </a:xfrm>
+                    <a:prstGeom prst="rect">
+                      <a:avLst/>
+                    </a:prstGeom>
+                  </pic:spPr>
+                </pic:pic>
+              </a:graphicData>
+            </a:graphic>
+          </wp:inline>
+        </w:drawing>
+      </w:r>
+    </w:p>
+    <w:p>
+      <w:pPr>
+        <w:pStyle w:val="a7"/>
+        <w:numPr>
+          <w:ilvl w:val="0"/>
+          <w:numId w:val="11"/>
+        </w:numPr>
+        <w:shd w:val="clear" w:color="auto" w:fill="FFFFFF"/>
+        <w:spacing w:before="0" w:beforeAutospacing="0" w:after="225" w:afterAutospacing="0"/>
+        <w:rPr>
+          <w:rFonts w:ascii="Helvetica" w:hAnsi="Helvetica"/>
+          <w:color w:val="666666"/>
+          <w:sz w:val="21"/>
+          <w:szCs w:val="21"/>
+        </w:rPr>
+      </w:pPr>
+      <w:r>
+        <w:rPr>
+          <w:rFonts w:ascii="Helvetica" w:hAnsi="Helvetica"/>
+          <w:color w:val="666666"/>
+          <w:sz w:val="21"/>
+          <w:szCs w:val="21"/>
+        </w:rPr>
+        <w:t>查看关联状态</w:t>
+      </w:r>
+    </w:p>
+    <w:p>
+      <w:pPr>
+        <w:pStyle w:val="a7"/>
+        <w:shd w:val="clear" w:color="auto" w:fill="FFFFFF"/>
+        <w:spacing w:before="0" w:beforeAutospacing="0" w:after="225" w:afterAutospacing="0"/>
+        <w:rPr>
+          <w:rFonts w:ascii="Helvetica" w:hAnsi="Helvetica"/>
+          <w:color w:val="666666"/>
+          <w:sz w:val="21"/>
+          <w:szCs w:val="21"/>
+        </w:rPr>
+      </w:pPr>
+      <w:r>
+        <w:rPr>
+          <w:noProof/>
+        </w:rPr>
+        <w:drawing>
+          <wp:inline distT="0" distB="0" distL="0" distR="0" wp14:anchorId="1E451467" wp14:editId="5B2C726E">
+            <wp:extent cx="5956935" cy="728330"/>
+            <wp:effectExtent l="0" t="0" r="0" b="0"/>
+            <wp:docPr id="12" name="图片 12"/>
+            <wp:cNvGraphicFramePr>
+              <a:graphicFrameLocks xmlns:a="http://schemas.openxmlformats.org/drawingml/2006/main" noChangeAspect="1"/>
+            </wp:cNvGraphicFramePr>
+            <a:graphic xmlns:a="http://schemas.openxmlformats.org/drawingml/2006/main">
+              <a:graphicData uri="http://schemas.openxmlformats.org/drawingml/2006/picture">
+                <pic:pic xmlns:pic="http://schemas.openxmlformats.org/drawingml/2006/picture">
+                  <pic:nvPicPr>
+                    <pic:cNvPr id="1" name=""/>
+                    <pic:cNvPicPr/>
+                  </pic:nvPicPr>
+                  <pic:blipFill>
+                    <a:blip r:embed="rId27"/>
+                    <a:stretch>
+                      <a:fillRect/>
+                    </a:stretch>
+                  </pic:blipFill>
+                  <pic:spPr>
+                    <a:xfrm>
+                      <a:off x="0" y="0"/>
                       <a:ext cx="6025811" cy="736751"/>
                     </a:xfrm>
                     <a:prstGeom prst="rect">
@@ -8205,7 +8237,7 @@
           <w:rFonts w:hint="eastAsia"/>
         </w:rPr>
       </w:pPr>
-      <w:hyperlink r:id="rId27" w:history="1">
+      <w:hyperlink r:id="rId28" w:history="1">
         <w:r>
           <w:rPr>
             <w:rStyle w:val="a5"/>
@@ -8392,7 +8424,7 @@
                     <pic:cNvPicPr/>
                   </pic:nvPicPr>
                   <pic:blipFill>
-                    <a:blip r:embed="rId28"/>
+                    <a:blip r:embed="rId29"/>
                     <a:stretch>
                       <a:fillRect/>
                     </a:stretch>
@@ -12361,7 +12393,7 @@
                     <pic:cNvPicPr/>
                   </pic:nvPicPr>
                   <pic:blipFill>
-                    <a:blip r:embed="rId29"/>
+                    <a:blip r:embed="rId30"/>
                     <a:stretch>
                       <a:fillRect/>
                     </a:stretch>
@@ -17404,7 +17436,7 @@
                     <pic:cNvPicPr/>
                   </pic:nvPicPr>
                   <pic:blipFill>
-                    <a:blip r:embed="rId30"/>
+                    <a:blip r:embed="rId31"/>
                     <a:stretch>
                       <a:fillRect/>
                     </a:stretch>
@@ -17705,7 +17737,7 @@
         </w:rPr>
         <w:t>已经为我们准备了各种配置文件，只需要组合一下就可以使用了。所有配置文件可以直接在线浏览：</w:t>
       </w:r>
-      <w:hyperlink r:id="rId31" w:tgtFrame="_blank" w:history="1">
+      <w:hyperlink r:id="rId32" w:tgtFrame="_blank" w:history="1">
         <w:r>
           <w:rPr>
             <w:rStyle w:val="a5"/>
@@ -19240,7 +19272,7 @@
                     </pic:cNvPicPr>
                   </pic:nvPicPr>
                   <pic:blipFill>
-                    <a:blip r:embed="rId32">
+                    <a:blip r:embed="rId33">
                       <a:extLst>
                         <a:ext uri="{28A0092B-C50C-407E-A947-70E740481C1C}">
                           <a14:useLocalDpi xmlns:a14="http://schemas.microsoft.com/office/drawing/2010/main" val="0"/>
@@ -19602,7 +19634,7 @@
                     <pic:cNvPicPr/>
                   </pic:nvPicPr>
                   <pic:blipFill>
-                    <a:blip r:embed="rId33"/>
+                    <a:blip r:embed="rId34"/>
                     <a:stretch>
                       <a:fillRect/>
                     </a:stretch>
@@ -19716,7 +19748,7 @@
         </w:rPr>
         <w:t xml:space="preserve"> </w:t>
       </w:r>
-      <w:hyperlink r:id="rId34" w:history="1">
+      <w:hyperlink r:id="rId35" w:history="1">
         <w:r>
           <w:rPr>
             <w:rStyle w:val="a5"/>
@@ -19802,7 +19834,7 @@
                     <pic:cNvPicPr/>
                   </pic:nvPicPr>
                   <pic:blipFill>
-                    <a:blip r:embed="rId35"/>
+                    <a:blip r:embed="rId36"/>
                     <a:stretch>
                       <a:fillRect/>
                     </a:stretch>
@@ -19905,7 +19937,7 @@
                     <pic:cNvPicPr/>
                   </pic:nvPicPr>
                   <pic:blipFill>
-                    <a:blip r:embed="rId36"/>
+                    <a:blip r:embed="rId37"/>
                     <a:stretch>
                       <a:fillRect/>
                     </a:stretch>
@@ -21337,7 +21369,7 @@
         </w:rPr>
         <w:t xml:space="preserve">$ git clone </w:t>
       </w:r>
-      <w:hyperlink r:id="rId37" w:history="1">
+      <w:hyperlink r:id="rId38" w:history="1">
         <w:r>
           <w:rPr>
             <w:rStyle w:val="a5"/>
@@ -21643,49 +21675,6 @@
         </w:rPr>
         <w:t>文件里就是可行的。如果团队有几百号人，就没法这么玩了，这时，可以用</w:t>
       </w:r>
-      <w:hyperlink r:id="rId38" w:tgtFrame="_blank" w:history="1">
-        <w:r>
-          <w:rPr>
-            <w:rStyle w:val="a5"/>
-            <w:rFonts w:ascii="Helvetica" w:hAnsi="Helvetica" w:cs="Helvetica"/>
-            <w:color w:val="0593D3"/>
-            <w:sz w:val="21"/>
-            <w:szCs w:val="21"/>
-          </w:rPr>
-          <w:t>Gitosis</w:t>
-        </w:r>
-      </w:hyperlink>
-      <w:r>
-        <w:rPr>
-          <w:rFonts w:ascii="Helvetica" w:hAnsi="Helvetica" w:cs="Helvetica"/>
-          <w:color w:val="666666"/>
-          <w:sz w:val="21"/>
-          <w:szCs w:val="21"/>
-        </w:rPr>
-        <w:t>来管理公钥。</w:t>
-      </w:r>
-    </w:p>
-    <w:p>
-      <w:pPr>
-        <w:pStyle w:val="a7"/>
-        <w:shd w:val="clear" w:color="auto" w:fill="FFFFFF"/>
-        <w:spacing w:before="225" w:beforeAutospacing="0" w:after="225" w:afterAutospacing="0"/>
-        <w:rPr>
-          <w:rFonts w:ascii="Helvetica" w:hAnsi="Helvetica" w:cs="Helvetica"/>
-          <w:color w:val="666666"/>
-          <w:sz w:val="21"/>
-          <w:szCs w:val="21"/>
-        </w:rPr>
-      </w:pPr>
-      <w:r>
-        <w:rPr>
-          <w:rFonts w:ascii="Helvetica" w:hAnsi="Helvetica" w:cs="Helvetica"/>
-          <w:color w:val="666666"/>
-          <w:sz w:val="21"/>
-          <w:szCs w:val="21"/>
-        </w:rPr>
-        <w:t>这里我们不介绍怎么玩</w:t>
-      </w:r>
       <w:hyperlink r:id="rId39" w:tgtFrame="_blank" w:history="1">
         <w:r>
           <w:rPr>
@@ -21705,67 +21694,7 @@
           <w:sz w:val="21"/>
           <w:szCs w:val="21"/>
         </w:rPr>
-        <w:t>了，几百号人的团队基本都在</w:t>
-      </w:r>
-      <w:r>
-        <w:rPr>
-          <w:rFonts w:ascii="Helvetica" w:hAnsi="Helvetica" w:cs="Helvetica"/>
-          <w:color w:val="666666"/>
-          <w:sz w:val="21"/>
-          <w:szCs w:val="21"/>
-        </w:rPr>
-        <w:t>500</w:t>
-      </w:r>
-      <w:r>
-        <w:rPr>
-          <w:rFonts w:ascii="Helvetica" w:hAnsi="Helvetica" w:cs="Helvetica"/>
-          <w:color w:val="666666"/>
-          <w:sz w:val="21"/>
-          <w:szCs w:val="21"/>
-        </w:rPr>
-        <w:t>强了，相信找个高水平的</w:t>
-      </w:r>
-      <w:r>
-        <w:rPr>
-          <w:rFonts w:ascii="Helvetica" w:hAnsi="Helvetica" w:cs="Helvetica"/>
-          <w:color w:val="666666"/>
-          <w:sz w:val="21"/>
-          <w:szCs w:val="21"/>
-        </w:rPr>
-        <w:t>Linux</w:t>
-      </w:r>
-      <w:r>
-        <w:rPr>
-          <w:rFonts w:ascii="Helvetica" w:hAnsi="Helvetica" w:cs="Helvetica"/>
-          <w:color w:val="666666"/>
-          <w:sz w:val="21"/>
-          <w:szCs w:val="21"/>
-        </w:rPr>
-        <w:t>管理员问题不大。</w:t>
-      </w:r>
-    </w:p>
-    <w:p>
-      <w:pPr>
-        <w:pStyle w:val="3"/>
-        <w:shd w:val="clear" w:color="auto" w:fill="FFFFFF"/>
-        <w:spacing w:before="375" w:after="225" w:line="360" w:lineRule="atLeast"/>
-        <w:rPr>
-          <w:rFonts w:ascii="Helvetica" w:hAnsi="Helvetica" w:cs="Helvetica"/>
-          <w:b w:val="0"/>
-          <w:bCs w:val="0"/>
-          <w:color w:val="444444"/>
-          <w:sz w:val="27"/>
-          <w:szCs w:val="27"/>
-        </w:rPr>
-      </w:pPr>
-      <w:r>
-        <w:rPr>
-          <w:rFonts w:ascii="Helvetica" w:hAnsi="Helvetica" w:cs="Helvetica"/>
-          <w:b w:val="0"/>
-          <w:bCs w:val="0"/>
-          <w:color w:val="444444"/>
-        </w:rPr>
-        <w:t>管理权限</w:t>
+        <w:t>来管理公钥。</w:t>
       </w:r>
     </w:p>
     <w:p>
@@ -21787,97 +21716,7 @@
           <w:sz w:val="21"/>
           <w:szCs w:val="21"/>
         </w:rPr>
-        <w:t>有很多不但视源代码如生命，而且视员工为窃贼的公司，会在版本控制系统里设置一套完善的权限控制，每个人是否有读写权限会精确到每个分支甚至每个目录下。因为</w:t>
-      </w:r>
-      <w:r>
-        <w:rPr>
-          <w:rFonts w:ascii="Helvetica" w:hAnsi="Helvetica" w:cs="Helvetica"/>
-          <w:color w:val="666666"/>
-          <w:sz w:val="21"/>
-          <w:szCs w:val="21"/>
-        </w:rPr>
-        <w:t>Git</w:t>
-      </w:r>
-      <w:r>
-        <w:rPr>
-          <w:rFonts w:ascii="Helvetica" w:hAnsi="Helvetica" w:cs="Helvetica"/>
-          <w:color w:val="666666"/>
-          <w:sz w:val="21"/>
-          <w:szCs w:val="21"/>
-        </w:rPr>
-        <w:t>是为</w:t>
-      </w:r>
-      <w:r>
-        <w:rPr>
-          <w:rFonts w:ascii="Helvetica" w:hAnsi="Helvetica" w:cs="Helvetica"/>
-          <w:color w:val="666666"/>
-          <w:sz w:val="21"/>
-          <w:szCs w:val="21"/>
-        </w:rPr>
-        <w:t>Linux</w:t>
-      </w:r>
-      <w:r>
-        <w:rPr>
-          <w:rFonts w:ascii="Helvetica" w:hAnsi="Helvetica" w:cs="Helvetica"/>
-          <w:color w:val="666666"/>
-          <w:sz w:val="21"/>
-          <w:szCs w:val="21"/>
-        </w:rPr>
-        <w:t>源代码托管而开发的，所以</w:t>
-      </w:r>
-      <w:r>
-        <w:rPr>
-          <w:rFonts w:ascii="Helvetica" w:hAnsi="Helvetica" w:cs="Helvetica"/>
-          <w:color w:val="666666"/>
-          <w:sz w:val="21"/>
-          <w:szCs w:val="21"/>
-        </w:rPr>
-        <w:t>Git</w:t>
-      </w:r>
-      <w:r>
-        <w:rPr>
-          <w:rFonts w:ascii="Helvetica" w:hAnsi="Helvetica" w:cs="Helvetica"/>
-          <w:color w:val="666666"/>
-          <w:sz w:val="21"/>
-          <w:szCs w:val="21"/>
-        </w:rPr>
-        <w:t>也继承了开源社区的精神，不支持权限控制。不过，因为</w:t>
-      </w:r>
-      <w:r>
-        <w:rPr>
-          <w:rFonts w:ascii="Helvetica" w:hAnsi="Helvetica" w:cs="Helvetica"/>
-          <w:color w:val="666666"/>
-          <w:sz w:val="21"/>
-          <w:szCs w:val="21"/>
-        </w:rPr>
-        <w:t>Git</w:t>
-      </w:r>
-      <w:r>
-        <w:rPr>
-          <w:rFonts w:ascii="Helvetica" w:hAnsi="Helvetica" w:cs="Helvetica"/>
-          <w:color w:val="666666"/>
-          <w:sz w:val="21"/>
-          <w:szCs w:val="21"/>
-        </w:rPr>
-        <w:t>支持钩子（</w:t>
-      </w:r>
-      <w:r>
-        <w:rPr>
-          <w:rFonts w:ascii="Helvetica" w:hAnsi="Helvetica" w:cs="Helvetica"/>
-          <w:color w:val="666666"/>
-          <w:sz w:val="21"/>
-          <w:szCs w:val="21"/>
-        </w:rPr>
-        <w:t>hook</w:t>
-      </w:r>
-      <w:r>
-        <w:rPr>
-          <w:rFonts w:ascii="Helvetica" w:hAnsi="Helvetica" w:cs="Helvetica"/>
-          <w:color w:val="666666"/>
-          <w:sz w:val="21"/>
-          <w:szCs w:val="21"/>
-        </w:rPr>
-        <w:t>），所以，可以在服务器端编写一系列脚本来控制提交等操作，达到权限控制的目的。</w:t>
+        <w:t>这里我们不介绍怎么玩</w:t>
       </w:r>
       <w:hyperlink r:id="rId40" w:tgtFrame="_blank" w:history="1">
         <w:r>
@@ -21888,7 +21727,7 @@
             <w:sz w:val="21"/>
             <w:szCs w:val="21"/>
           </w:rPr>
-          <w:t>Gitolite</w:t>
+          <w:t>Gitosis</w:t>
         </w:r>
       </w:hyperlink>
       <w:r>
@@ -21898,7 +21737,67 @@
           <w:sz w:val="21"/>
           <w:szCs w:val="21"/>
         </w:rPr>
-        <w:t>就是这个工具。</w:t>
+        <w:t>了，几百号人的团队基本都在</w:t>
+      </w:r>
+      <w:r>
+        <w:rPr>
+          <w:rFonts w:ascii="Helvetica" w:hAnsi="Helvetica" w:cs="Helvetica"/>
+          <w:color w:val="666666"/>
+          <w:sz w:val="21"/>
+          <w:szCs w:val="21"/>
+        </w:rPr>
+        <w:t>500</w:t>
+      </w:r>
+      <w:r>
+        <w:rPr>
+          <w:rFonts w:ascii="Helvetica" w:hAnsi="Helvetica" w:cs="Helvetica"/>
+          <w:color w:val="666666"/>
+          <w:sz w:val="21"/>
+          <w:szCs w:val="21"/>
+        </w:rPr>
+        <w:t>强了，相信找个高水平的</w:t>
+      </w:r>
+      <w:r>
+        <w:rPr>
+          <w:rFonts w:ascii="Helvetica" w:hAnsi="Helvetica" w:cs="Helvetica"/>
+          <w:color w:val="666666"/>
+          <w:sz w:val="21"/>
+          <w:szCs w:val="21"/>
+        </w:rPr>
+        <w:t>Linux</w:t>
+      </w:r>
+      <w:r>
+        <w:rPr>
+          <w:rFonts w:ascii="Helvetica" w:hAnsi="Helvetica" w:cs="Helvetica"/>
+          <w:color w:val="666666"/>
+          <w:sz w:val="21"/>
+          <w:szCs w:val="21"/>
+        </w:rPr>
+        <w:t>管理员问题不大。</w:t>
+      </w:r>
+    </w:p>
+    <w:p>
+      <w:pPr>
+        <w:pStyle w:val="3"/>
+        <w:shd w:val="clear" w:color="auto" w:fill="FFFFFF"/>
+        <w:spacing w:before="375" w:after="225" w:line="360" w:lineRule="atLeast"/>
+        <w:rPr>
+          <w:rFonts w:ascii="Helvetica" w:hAnsi="Helvetica" w:cs="Helvetica"/>
+          <w:b w:val="0"/>
+          <w:bCs w:val="0"/>
+          <w:color w:val="444444"/>
+          <w:sz w:val="27"/>
+          <w:szCs w:val="27"/>
+        </w:rPr>
+      </w:pPr>
+      <w:r>
+        <w:rPr>
+          <w:rFonts w:ascii="Helvetica" w:hAnsi="Helvetica" w:cs="Helvetica"/>
+          <w:b w:val="0"/>
+          <w:bCs w:val="0"/>
+          <w:color w:val="444444"/>
+        </w:rPr>
+        <w:t>管理权限</w:t>
       </w:r>
     </w:p>
     <w:p>
@@ -21920,7 +21819,97 @@
           <w:sz w:val="21"/>
           <w:szCs w:val="21"/>
         </w:rPr>
-        <w:t>这里我们也不介绍</w:t>
+        <w:t>有很多不但视源代码如生命，而且视员工为窃贼的公司，会在版本控制系统里设置一套完善的权限控制，每个人是否有读写权限会精确到每个分支甚至每个目录下。因为</w:t>
+      </w:r>
+      <w:r>
+        <w:rPr>
+          <w:rFonts w:ascii="Helvetica" w:hAnsi="Helvetica" w:cs="Helvetica"/>
+          <w:color w:val="666666"/>
+          <w:sz w:val="21"/>
+          <w:szCs w:val="21"/>
+        </w:rPr>
+        <w:t>Git</w:t>
+      </w:r>
+      <w:r>
+        <w:rPr>
+          <w:rFonts w:ascii="Helvetica" w:hAnsi="Helvetica" w:cs="Helvetica"/>
+          <w:color w:val="666666"/>
+          <w:sz w:val="21"/>
+          <w:szCs w:val="21"/>
+        </w:rPr>
+        <w:t>是为</w:t>
+      </w:r>
+      <w:r>
+        <w:rPr>
+          <w:rFonts w:ascii="Helvetica" w:hAnsi="Helvetica" w:cs="Helvetica"/>
+          <w:color w:val="666666"/>
+          <w:sz w:val="21"/>
+          <w:szCs w:val="21"/>
+        </w:rPr>
+        <w:t>Linux</w:t>
+      </w:r>
+      <w:r>
+        <w:rPr>
+          <w:rFonts w:ascii="Helvetica" w:hAnsi="Helvetica" w:cs="Helvetica"/>
+          <w:color w:val="666666"/>
+          <w:sz w:val="21"/>
+          <w:szCs w:val="21"/>
+        </w:rPr>
+        <w:t>源代码托管而开发的，所以</w:t>
+      </w:r>
+      <w:r>
+        <w:rPr>
+          <w:rFonts w:ascii="Helvetica" w:hAnsi="Helvetica" w:cs="Helvetica"/>
+          <w:color w:val="666666"/>
+          <w:sz w:val="21"/>
+          <w:szCs w:val="21"/>
+        </w:rPr>
+        <w:t>Git</w:t>
+      </w:r>
+      <w:r>
+        <w:rPr>
+          <w:rFonts w:ascii="Helvetica" w:hAnsi="Helvetica" w:cs="Helvetica"/>
+          <w:color w:val="666666"/>
+          <w:sz w:val="21"/>
+          <w:szCs w:val="21"/>
+        </w:rPr>
+        <w:t>也继承了开源社区的精神，不支持权限控制。不过，因为</w:t>
+      </w:r>
+      <w:r>
+        <w:rPr>
+          <w:rFonts w:ascii="Helvetica" w:hAnsi="Helvetica" w:cs="Helvetica"/>
+          <w:color w:val="666666"/>
+          <w:sz w:val="21"/>
+          <w:szCs w:val="21"/>
+        </w:rPr>
+        <w:t>Git</w:t>
+      </w:r>
+      <w:r>
+        <w:rPr>
+          <w:rFonts w:ascii="Helvetica" w:hAnsi="Helvetica" w:cs="Helvetica"/>
+          <w:color w:val="666666"/>
+          <w:sz w:val="21"/>
+          <w:szCs w:val="21"/>
+        </w:rPr>
+        <w:t>支持钩子（</w:t>
+      </w:r>
+      <w:r>
+        <w:rPr>
+          <w:rFonts w:ascii="Helvetica" w:hAnsi="Helvetica" w:cs="Helvetica"/>
+          <w:color w:val="666666"/>
+          <w:sz w:val="21"/>
+          <w:szCs w:val="21"/>
+        </w:rPr>
+        <w:t>hook</w:t>
+      </w:r>
+      <w:r>
+        <w:rPr>
+          <w:rFonts w:ascii="Helvetica" w:hAnsi="Helvetica" w:cs="Helvetica"/>
+          <w:color w:val="666666"/>
+          <w:sz w:val="21"/>
+          <w:szCs w:val="21"/>
+        </w:rPr>
+        <w:t>），所以，可以在服务器端编写一系列脚本来控制提交等操作，达到权限控制的目的。</w:t>
       </w:r>
       <w:hyperlink r:id="rId41" w:tgtFrame="_blank" w:history="1">
         <w:r>
@@ -21941,6 +21930,49 @@
           <w:sz w:val="21"/>
           <w:szCs w:val="21"/>
         </w:rPr>
+        <w:t>就是这个工具。</w:t>
+      </w:r>
+    </w:p>
+    <w:p>
+      <w:pPr>
+        <w:pStyle w:val="a7"/>
+        <w:shd w:val="clear" w:color="auto" w:fill="FFFFFF"/>
+        <w:spacing w:before="225" w:beforeAutospacing="0" w:after="225" w:afterAutospacing="0"/>
+        <w:rPr>
+          <w:rFonts w:ascii="Helvetica" w:hAnsi="Helvetica" w:cs="Helvetica"/>
+          <w:color w:val="666666"/>
+          <w:sz w:val="21"/>
+          <w:szCs w:val="21"/>
+        </w:rPr>
+      </w:pPr>
+      <w:r>
+        <w:rPr>
+          <w:rFonts w:ascii="Helvetica" w:hAnsi="Helvetica" w:cs="Helvetica"/>
+          <w:color w:val="666666"/>
+          <w:sz w:val="21"/>
+          <w:szCs w:val="21"/>
+        </w:rPr>
+        <w:t>这里我们也不介绍</w:t>
+      </w:r>
+      <w:hyperlink r:id="rId42" w:tgtFrame="_blank" w:history="1">
+        <w:r>
+          <w:rPr>
+            <w:rStyle w:val="a5"/>
+            <w:rFonts w:ascii="Helvetica" w:hAnsi="Helvetica" w:cs="Helvetica"/>
+            <w:color w:val="0593D3"/>
+            <w:sz w:val="21"/>
+            <w:szCs w:val="21"/>
+          </w:rPr>
+          <w:t>Gitolite</w:t>
+        </w:r>
+      </w:hyperlink>
+      <w:r>
+        <w:rPr>
+          <w:rFonts w:ascii="Helvetica" w:hAnsi="Helvetica" w:cs="Helvetica"/>
+          <w:color w:val="666666"/>
+          <w:sz w:val="21"/>
+          <w:szCs w:val="21"/>
+        </w:rPr>
         <w:t>了，不要把有限的生命浪费到权限斗争中。</w:t>
       </w:r>
     </w:p>
@@ -21954,6 +21986,38 @@
         </w:rPr>
         <w:t>问题</w:t>
       </w:r>
+    </w:p>
+    <w:p>
+      <w:pPr>
+        <w:pStyle w:val="2"/>
+      </w:pPr>
+      <w:r>
+        <w:rPr>
+          <w:rFonts w:hint="eastAsia"/>
+        </w:rPr>
+        <w:t>git</w:t>
+      </w:r>
+      <w:r>
+        <w:rPr>
+          <w:rFonts w:hint="eastAsia"/>
+        </w:rPr>
+        <w:t>如何在某个分支下创建分支</w:t>
+      </w:r>
+    </w:p>
+    <w:p>
+      <w:pPr>
+        <w:rPr>
+          <w:rFonts w:hint="eastAsia"/>
+        </w:rPr>
+      </w:pPr>
+      <w:hyperlink r:id="rId43" w:history="1">
+        <w:r>
+          <w:rPr>
+            <w:rStyle w:val="a5"/>
+          </w:rPr>
+          <w:t>https://blog.csdn.net/RollingMikuzn/article/details/81134293</w:t>
+        </w:r>
+      </w:hyperlink>
     </w:p>
     <w:p>
       <w:pPr>
@@ -22101,7 +22165,7 @@
       <w:r>
         <w:t xml:space="preserve">git remote add origin </w:t>
       </w:r>
-      <w:hyperlink r:id="rId42" w:history="1">
+      <w:hyperlink r:id="rId44" w:history="1">
         <w:r>
           <w:rPr>
             <w:rStyle w:val="a5"/>
@@ -22266,8 +22330,6 @@
       <w:r>
         <w:t> git pull origin dev</w:t>
       </w:r>
-      <w:bookmarkStart w:id="0" w:name="_GoBack"/>
-      <w:bookmarkEnd w:id="0"/>
     </w:p>
     <w:p>
       <w:pPr>
@@ -22508,7 +22570,7 @@
         </w:rPr>
         <w:t xml:space="preserve">git clone </w:t>
       </w:r>
-      <w:hyperlink r:id="rId43" w:history="1">
+      <w:hyperlink r:id="rId45" w:history="1">
         <w:r>
           <w:rPr>
             <w:rStyle w:val="a5"/>
@@ -22561,7 +22623,7 @@
       <w:r>
         <w:t xml:space="preserve">git remote add origin </w:t>
       </w:r>
-      <w:hyperlink r:id="rId44" w:history="1">
+      <w:hyperlink r:id="rId46" w:history="1">
         <w:r>
           <w:rPr>
             <w:rStyle w:val="a5"/>
@@ -22640,7 +22702,7 @@
           <w:rFonts w:hint="eastAsia"/>
         </w:rPr>
       </w:pPr>
-      <w:hyperlink r:id="rId45" w:history="1">
+      <w:hyperlink r:id="rId47" w:history="1">
         <w:r>
           <w:rPr>
             <w:rStyle w:val="a5"/>
@@ -22688,7 +22750,7 @@
           <w:shd w:val="clear" w:color="auto" w:fill="FFFFFF"/>
         </w:rPr>
       </w:pPr>
-      <w:hyperlink r:id="rId46" w:history="1">
+      <w:hyperlink r:id="rId48" w:history="1">
         <w:r>
           <w:rPr>
             <w:rStyle w:val="a5"/>
@@ -22732,7 +22794,7 @@
           <w:rFonts w:hint="eastAsia"/>
         </w:rPr>
       </w:pPr>
-      <w:hyperlink r:id="rId47" w:history="1">
+      <w:hyperlink r:id="rId49" w:history="1">
         <w:r>
           <w:rPr>
             <w:rStyle w:val="a5"/>
@@ -22747,7 +22809,7 @@
           <w:rFonts w:hint="eastAsia"/>
         </w:rPr>
       </w:pPr>
-      <w:hyperlink r:id="rId48" w:history="1">
+      <w:hyperlink r:id="rId50" w:history="1">
         <w:r>
           <w:rPr>
             <w:rStyle w:val="a5"/>
@@ -22762,7 +22824,7 @@
           <w:rFonts w:hint="eastAsia"/>
         </w:rPr>
       </w:pPr>
-      <w:hyperlink r:id="rId49" w:history="1">
+      <w:hyperlink r:id="rId51" w:history="1">
         <w:r>
           <w:rPr>
             <w:rStyle w:val="a5"/>
@@ -22796,7 +22858,7 @@
           <w:rFonts w:hint="eastAsia"/>
         </w:rPr>
       </w:pPr>
-      <w:hyperlink r:id="rId50" w:history="1">
+      <w:hyperlink r:id="rId52" w:history="1">
         <w:r>
           <w:rPr>
             <w:rStyle w:val="a5"/>
@@ -22812,7 +22874,7 @@
           <w:rFonts w:hint="eastAsia"/>
         </w:rPr>
       </w:pPr>
-      <w:hyperlink r:id="rId51" w:history="1">
+      <w:hyperlink r:id="rId53" w:history="1">
         <w:r>
           <w:t>Git</w:t>
         </w:r>
@@ -22827,7 +22889,7 @@
           <w:rFonts w:hint="eastAsia"/>
         </w:rPr>
       </w:pPr>
-      <w:hyperlink r:id="rId52" w:history="1">
+      <w:hyperlink r:id="rId54" w:history="1">
         <w:r>
           <w:rPr>
             <w:rStyle w:val="a5"/>
@@ -22862,7 +22924,7 @@
           <w:rFonts w:hint="eastAsia"/>
         </w:rPr>
       </w:pPr>
-      <w:hyperlink r:id="rId53" w:history="1">
+      <w:hyperlink r:id="rId55" w:history="1">
         <w:r>
           <w:rPr>
             <w:rStyle w:val="a5"/>
@@ -22972,7 +23034,7 @@
         </w:rPr>
         <w:t xml:space="preserve"> </w:t>
       </w:r>
-      <w:hyperlink r:id="rId54" w:history="1">
+      <w:hyperlink r:id="rId56" w:history="1">
         <w:r>
           <w:rPr>
             <w:rStyle w:val="a5"/>
@@ -22988,7 +23050,7 @@
           <w:rFonts w:hint="eastAsia"/>
         </w:rPr>
       </w:pPr>
-      <w:hyperlink r:id="rId55" w:history="1">
+      <w:hyperlink r:id="rId57" w:history="1">
         <w:r>
           <w:t> </w:t>
         </w:r>
@@ -23010,7 +23072,7 @@
           <w:rFonts w:hint="eastAsia"/>
         </w:rPr>
       </w:pPr>
-      <w:hyperlink r:id="rId56" w:history="1">
+      <w:hyperlink r:id="rId58" w:history="1">
         <w:r>
           <w:rPr>
             <w:rStyle w:val="a5"/>
@@ -23058,7 +23120,7 @@
           <w:shd w:val="clear" w:color="auto" w:fill="FFFFFF"/>
         </w:rPr>
       </w:pPr>
-      <w:hyperlink r:id="rId57" w:history="1">
+      <w:hyperlink r:id="rId59" w:history="1">
         <w:r>
           <w:rPr>
             <w:rStyle w:val="a5"/>
@@ -23307,7 +23369,7 @@
           <w:rFonts w:hint="eastAsia"/>
         </w:rPr>
       </w:pPr>
-      <w:hyperlink r:id="rId58" w:history="1">
+      <w:hyperlink r:id="rId60" w:history="1">
         <w:r>
           <w:rPr>
             <w:rStyle w:val="a5"/>
@@ -23344,7 +23406,7 @@
           <w:rFonts w:hint="eastAsia"/>
         </w:rPr>
       </w:pPr>
-      <w:hyperlink r:id="rId59" w:history="1">
+      <w:hyperlink r:id="rId61" w:history="1">
         <w:r>
           <w:rPr>
             <w:rStyle w:val="a5"/>
@@ -23430,7 +23492,7 @@
         </w:rPr>
         <w:t xml:space="preserve">git remote add origin </w:t>
       </w:r>
-      <w:hyperlink r:id="rId60" w:history="1">
+      <w:hyperlink r:id="rId62" w:history="1">
         <w:r>
           <w:rPr>
             <w:rStyle w:val="a5"/>
@@ -26609,7 +26671,7 @@
 </file>
 
 <file path=customXml/itemProps1.xml><?xml version="1.0" encoding="utf-8"?>
-<ds:datastoreItem xmlns:ds="http://schemas.openxmlformats.org/officeDocument/2006/customXml" ds:itemID="{FD0F7DCA-CDEE-4719-B9ED-26EE734CFBB4}">
+<ds:datastoreItem xmlns:ds="http://schemas.openxmlformats.org/officeDocument/2006/customXml" ds:itemID="{6BE2720F-F4E2-42D0-975C-346213C95F4A}">
   <ds:schemaRefs>
     <ds:schemaRef ds:uri="http://schemas.openxmlformats.org/officeDocument/2006/bibliography"/>
   </ds:schemaRefs>

--- a/git的使用笔记.docx
+++ b/git的使用笔记.docx
@@ -3,6 +3,11 @@
 <w:document xmlns:wpc="http://schemas.microsoft.com/office/word/2010/wordprocessingCanvas" xmlns:mc="http://schemas.openxmlformats.org/markup-compatibility/2006" xmlns:o="urn:schemas-microsoft-com:office:office" xmlns:r="http://schemas.openxmlformats.org/officeDocument/2006/relationships" xmlns:m="http://schemas.openxmlformats.org/officeDocument/2006/math" xmlns:v="urn:schemas-microsoft-com:vml" xmlns:wp14="http://schemas.microsoft.com/office/word/2010/wordprocessingDrawing" xmlns:wp="http://schemas.openxmlformats.org/drawingml/2006/wordprocessingDrawing" xmlns:w10="urn:schemas-microsoft-com:office:word" xmlns:w="http://schemas.openxmlformats.org/wordprocessingml/2006/main" xmlns:w14="http://schemas.microsoft.com/office/word/2010/wordml" xmlns:w15="http://schemas.microsoft.com/office/word/2012/wordml" xmlns:wpg="http://schemas.microsoft.com/office/word/2010/wordprocessingGroup" xmlns:wpi="http://schemas.microsoft.com/office/word/2010/wordprocessingInk" xmlns:wne="http://schemas.microsoft.com/office/word/2006/wordml" xmlns:wps="http://schemas.microsoft.com/office/word/2010/wordprocessingShape" mc:Ignorable="w14 w15 wp14">
   <w:body>
     <w:p>
+      <w:pPr>
+        <w:rPr>
+          <w:rFonts w:hint="eastAsia"/>
+        </w:rPr>
+      </w:pPr>
       <w:r>
         <w:rPr>
           <w:highlight w:val="yellow"/>
@@ -16,15 +21,23 @@
         </w:rPr>
         <w:t>的树形结构？</w:t>
       </w:r>
-      <w:bookmarkStart w:id="0" w:name="_GoBack"/>
-      <w:bookmarkEnd w:id="0"/>
-    </w:p>
-    <w:p>
+    </w:p>
+    <w:p>
+      <w:pPr>
+        <w:rPr>
+          <w:rFonts w:hint="eastAsia"/>
+        </w:rPr>
+      </w:pPr>
       <w:r>
         <w:t>查看</w:t>
       </w:r>
     </w:p>
     <w:p>
+      <w:pPr>
+        <w:rPr>
+          <w:rFonts w:hint="eastAsia"/>
+        </w:rPr>
+      </w:pPr>
       <w:hyperlink r:id="rId8" w:history="1">
         <w:r>
           <w:rPr>
@@ -33,68 +46,6 @@
           <w:t>https://github.com/guoxingjin/TorqueManageSystem</w:t>
         </w:r>
       </w:hyperlink>
-    </w:p>
-    <w:p>
-      <w:pPr>
-        <w:rPr>
-          <w:rFonts w:hint="eastAsia"/>
-        </w:rPr>
-      </w:pPr>
-      <w:r>
-        <w:rPr>
-          <w:rFonts w:hint="eastAsia"/>
-        </w:rPr>
-        <w:t>安装</w:t>
-      </w:r>
-      <w:r>
-        <w:rPr>
-          <w:rFonts w:hint="eastAsia"/>
-        </w:rPr>
-        <w:t>git</w:t>
-      </w:r>
-      <w:r>
-        <w:rPr>
-          <w:rFonts w:hint="eastAsia"/>
-        </w:rPr>
-        <w:t>客户端</w:t>
-      </w:r>
-    </w:p>
-    <w:p>
-      <w:pPr>
-        <w:rPr>
-          <w:rFonts w:hint="eastAsia"/>
-        </w:rPr>
-      </w:pPr>
-    </w:p>
-    <w:p>
-      <w:pPr>
-        <w:widowControl/>
-        <w:jc w:val="left"/>
-        <w:rPr>
-          <w:rFonts w:ascii="宋体" w:eastAsia="宋体" w:hAnsi="宋体" w:cs="宋体"/>
-          <w:kern w:val="0"/>
-          <w:sz w:val="24"/>
-          <w:szCs w:val="24"/>
-        </w:rPr>
-      </w:pPr>
-      <w:r>
-        <w:rPr>
-          <w:rFonts w:ascii="宋体" w:eastAsia="宋体" w:hAnsi="宋体" w:cs="宋体"/>
-          <w:kern w:val="0"/>
-          <w:sz w:val="24"/>
-          <w:szCs w:val="24"/>
-        </w:rPr>
-        <w:t>https://github.com/gu</w:t>
-      </w:r>
-      <w:r>
-        <w:rPr>
-          <w:rFonts w:ascii="宋体" w:eastAsia="宋体" w:hAnsi="宋体" w:cs="宋体"/>
-          <w:kern w:val="0"/>
-          <w:sz w:val="24"/>
-          <w:szCs w:val="24"/>
-        </w:rPr>
-        <w:t>oxingjin/TorqueManageSystem.git</w:t>
-      </w:r>
     </w:p>
     <w:p>
       <w:pPr>
@@ -1961,13 +1912,6 @@
       <w:r>
         <w:t>把文件添加到版本库</w:t>
       </w:r>
-    </w:p>
-    <w:p>
-      <w:pPr>
-        <w:rPr>
-          <w:rFonts w:hint="eastAsia"/>
-        </w:rPr>
-      </w:pPr>
     </w:p>
     <w:p>
       <w:pPr>
@@ -3807,16 +3751,6 @@
           <w:shd w:val="clear" w:color="auto" w:fill="FFFFFF"/>
         </w:rPr>
       </w:pPr>
-    </w:p>
-    <w:p>
-      <w:pPr>
-        <w:rPr>
-          <w:rFonts w:ascii="Helvetica" w:hAnsi="Helvetica"/>
-          <w:color w:val="666666"/>
-          <w:szCs w:val="21"/>
-          <w:shd w:val="clear" w:color="auto" w:fill="FFFFFF"/>
-        </w:rPr>
-      </w:pPr>
       <w:r>
         <w:rPr>
           <w:rFonts w:ascii="Consolas" w:hAnsi="Consolas"/>
@@ -4358,16 +4292,6 @@
         </w:rPr>
         <w:t>），重新放回工作区：</w:t>
       </w:r>
-    </w:p>
-    <w:p>
-      <w:pPr>
-        <w:rPr>
-          <w:rFonts w:ascii="Helvetica" w:hAnsi="Helvetica"/>
-          <w:color w:val="666666"/>
-          <w:szCs w:val="21"/>
-          <w:shd w:val="clear" w:color="auto" w:fill="FFFFFF"/>
-        </w:rPr>
-      </w:pPr>
     </w:p>
     <w:p>
       <w:pPr>
@@ -8294,16 +8218,171 @@
       </w:r>
     </w:p>
     <w:p>
-      <w:pPr>
+      <w:r>
         <w:rPr>
           <w:rFonts w:hint="eastAsia"/>
         </w:rPr>
-      </w:pPr>
+        <w:t xml:space="preserve">git log --oneline --graph </w:t>
+      </w:r>
+      <w:r>
+        <w:t>–</w:t>
+      </w:r>
       <w:r>
         <w:rPr>
           <w:rFonts w:hint="eastAsia"/>
         </w:rPr>
-        <w:t>git log --oneline --graph --decorate</w:t>
+        <w:t>decorate</w:t>
+      </w:r>
+    </w:p>
+    <w:p/>
+    <w:p>
+      <w:pPr>
+        <w:pStyle w:val="2"/>
+      </w:pPr>
+      <w:r>
+        <w:t>删除文件夹</w:t>
+      </w:r>
+    </w:p>
+    <w:p>
+      <w:pPr>
+        <w:pStyle w:val="a9"/>
+        <w:numPr>
+          <w:ilvl w:val="0"/>
+          <w:numId w:val="14"/>
+        </w:numPr>
+        <w:ind w:firstLineChars="0"/>
+      </w:pPr>
+      <w:r>
+        <w:t>查看本地分支下的文件</w:t>
+      </w:r>
+    </w:p>
+    <w:p>
+      <w:pPr>
+        <w:ind w:firstLineChars="300" w:firstLine="630"/>
+        <w:rPr>
+          <w:rFonts w:hint="eastAsia"/>
+        </w:rPr>
+      </w:pPr>
+      <w:r>
+        <w:rPr>
+          <w:rFonts w:hint="eastAsia"/>
+        </w:rPr>
+        <w:t>Ls</w:t>
+      </w:r>
+      <w:r>
+        <w:t xml:space="preserve"> –la</w:t>
+      </w:r>
+    </w:p>
+    <w:p>
+      <w:pPr>
+        <w:pStyle w:val="a9"/>
+        <w:numPr>
+          <w:ilvl w:val="0"/>
+          <w:numId w:val="14"/>
+        </w:numPr>
+        <w:ind w:firstLineChars="0"/>
+      </w:pPr>
+      <w:r>
+        <w:t>删除</w:t>
+      </w:r>
+      <w:r>
+        <w:t>raindow</w:t>
+      </w:r>
+      <w:r>
+        <w:t>文件夹及其下所有的文件</w:t>
+      </w:r>
+    </w:p>
+    <w:p>
+      <w:pPr>
+        <w:widowControl/>
+        <w:shd w:val="clear" w:color="auto" w:fill="FFFFFF"/>
+        <w:tabs>
+          <w:tab w:val="left" w:pos="916"/>
+          <w:tab w:val="left" w:pos="1832"/>
+          <w:tab w:val="left" w:pos="2748"/>
+          <w:tab w:val="left" w:pos="3664"/>
+          <w:tab w:val="left" w:pos="4580"/>
+          <w:tab w:val="left" w:pos="5496"/>
+          <w:tab w:val="left" w:pos="6412"/>
+          <w:tab w:val="left" w:pos="7328"/>
+          <w:tab w:val="left" w:pos="8244"/>
+          <w:tab w:val="left" w:pos="9160"/>
+          <w:tab w:val="left" w:pos="10076"/>
+          <w:tab w:val="left" w:pos="10992"/>
+          <w:tab w:val="left" w:pos="11908"/>
+          <w:tab w:val="left" w:pos="12824"/>
+          <w:tab w:val="left" w:pos="13740"/>
+          <w:tab w:val="left" w:pos="14656"/>
+        </w:tabs>
+        <w:ind w:firstLineChars="300" w:firstLine="630"/>
+        <w:jc w:val="left"/>
+        <w:rPr>
+          <w:rFonts w:ascii="Helvetica" w:eastAsia="宋体" w:hAnsi="Helvetica" w:cs="宋体"/>
+          <w:color w:val="666666"/>
+          <w:kern w:val="0"/>
+          <w:szCs w:val="21"/>
+        </w:rPr>
+      </w:pPr>
+      <w:r>
+        <w:rPr>
+          <w:rFonts w:ascii="Helvetica" w:eastAsia="宋体" w:hAnsi="Helvetica" w:cs="宋体"/>
+          <w:color w:val="666666"/>
+          <w:kern w:val="0"/>
+          <w:szCs w:val="21"/>
+        </w:rPr>
+        <w:t>git rm raindow -r -f</w:t>
+      </w:r>
+    </w:p>
+    <w:p>
+      <w:pPr>
+        <w:pStyle w:val="a9"/>
+        <w:numPr>
+          <w:ilvl w:val="0"/>
+          <w:numId w:val="14"/>
+        </w:numPr>
+        <w:ind w:firstLineChars="0"/>
+      </w:pPr>
+      <w:r>
+        <w:t>同步删除操作到远程分支：</w:t>
+      </w:r>
+    </w:p>
+    <w:p>
+      <w:pPr>
+        <w:widowControl/>
+        <w:shd w:val="clear" w:color="auto" w:fill="FFFFFF"/>
+        <w:tabs>
+          <w:tab w:val="left" w:pos="916"/>
+          <w:tab w:val="left" w:pos="1832"/>
+          <w:tab w:val="left" w:pos="2748"/>
+          <w:tab w:val="left" w:pos="3664"/>
+          <w:tab w:val="left" w:pos="4580"/>
+          <w:tab w:val="left" w:pos="5496"/>
+          <w:tab w:val="left" w:pos="6412"/>
+          <w:tab w:val="left" w:pos="7328"/>
+          <w:tab w:val="left" w:pos="8244"/>
+          <w:tab w:val="left" w:pos="9160"/>
+          <w:tab w:val="left" w:pos="10076"/>
+          <w:tab w:val="left" w:pos="10992"/>
+          <w:tab w:val="left" w:pos="11908"/>
+          <w:tab w:val="left" w:pos="12824"/>
+          <w:tab w:val="left" w:pos="13740"/>
+          <w:tab w:val="left" w:pos="14656"/>
+        </w:tabs>
+        <w:ind w:firstLineChars="300" w:firstLine="600"/>
+        <w:jc w:val="left"/>
+        <w:rPr>
+          <w:rFonts w:hint="eastAsia"/>
+        </w:rPr>
+      </w:pPr>
+      <w:r>
+        <w:rPr>
+          <w:rFonts w:ascii="宋体" w:eastAsia="宋体" w:hAnsi="宋体" w:cs="宋体"/>
+          <w:color w:val="4B4B4B"/>
+          <w:kern w:val="0"/>
+          <w:sz w:val="20"/>
+          <w:szCs w:val="20"/>
+        </w:rPr>
+        <w:t>git commit -m "delete raindow"</w:t>
       </w:r>
     </w:p>
     <w:p>
@@ -17610,11 +17689,11 @@
       </w:r>
     </w:p>
     <w:p>
-      <w:pPr>
-        <w:pStyle w:val="1"/>
-      </w:pPr>
-      <w:r>
-        <w:t>使用Gitee</w:t>
+      <w:r>
+        <w:t>使用</w:t>
+      </w:r>
+      <w:r>
+        <w:t>Gitee</w:t>
       </w:r>
     </w:p>
     <w:p>
@@ -18053,7 +18132,26 @@
           <w:szCs w:val="21"/>
           <w:shd w:val="clear" w:color="auto" w:fill="FFFFFF"/>
         </w:rPr>
-        <w:t>你确实想添加该文件，可以用</w:t>
+        <w:t>你确实想</w:t>
+      </w:r>
+      <w:r>
+        <w:rPr>
+          <w:rFonts w:ascii="Helvetica" w:hAnsi="Helvetica"/>
+          <w:color w:val="666666"/>
+          <w:sz w:val="44"/>
+          <w:szCs w:val="44"/>
+          <w:shd w:val="clear" w:color="auto" w:fill="FFFFFF"/>
+        </w:rPr>
+        <w:t>添加该文件</w:t>
+      </w:r>
+      <w:r>
+        <w:rPr>
+          <w:rFonts w:ascii="Helvetica" w:hAnsi="Helvetica"/>
+          <w:color w:val="666666"/>
+          <w:szCs w:val="21"/>
+          <w:shd w:val="clear" w:color="auto" w:fill="FFFFFF"/>
+        </w:rPr>
+        <w:t>，可以用</w:t>
       </w:r>
       <w:r>
         <w:rPr>
@@ -22904,175 +23002,14 @@
           <w:rFonts w:hint="eastAsia"/>
         </w:rPr>
       </w:pPr>
-      <w:r>
-        <w:t>git</w:t>
-      </w:r>
-      <w:r>
-        <w:t>从远程仓库克隆</w:t>
-      </w:r>
-      <w:r>
-        <w:t>dev</w:t>
-      </w:r>
-      <w:r>
-        <w:t>分支到本地的实现</w:t>
-      </w:r>
-    </w:p>
-    <w:p>
-      <w:pPr>
-        <w:rPr>
-          <w:rStyle w:val="a5"/>
+    </w:p>
+    <w:p>
+      <w:pPr>
+        <w:rPr>
           <w:rFonts w:hint="eastAsia"/>
         </w:rPr>
       </w:pPr>
       <w:hyperlink r:id="rId55" w:history="1">
-        <w:r>
-          <w:rPr>
-            <w:rStyle w:val="a5"/>
-          </w:rPr>
-          <w:t>http://www.fly63.com/article/detial/1102</w:t>
-        </w:r>
-      </w:hyperlink>
-    </w:p>
-    <w:p>
-      <w:pPr>
-        <w:rPr>
-          <w:rStyle w:val="a5"/>
-          <w:rFonts w:hint="eastAsia"/>
-        </w:rPr>
-      </w:pPr>
-    </w:p>
-    <w:p>
-      <w:pPr>
-        <w:rPr>
-          <w:rFonts w:hint="eastAsia"/>
-        </w:rPr>
-      </w:pPr>
-    </w:p>
-    <w:p>
-      <w:pPr>
-        <w:rPr>
-          <w:rFonts w:hint="eastAsia"/>
-        </w:rPr>
-      </w:pPr>
-      <w:r>
-        <w:rPr>
-          <w:rStyle w:val="hljs-selector-tag"/>
-          <w:rFonts w:ascii="Courier New" w:hAnsi="Courier New" w:cs="Courier New"/>
-          <w:color w:val="000088"/>
-          <w:szCs w:val="21"/>
-          <w:highlight w:val="yellow"/>
-        </w:rPr>
-        <w:t>git</w:t>
-      </w:r>
-      <w:r>
-        <w:rPr>
-          <w:rFonts w:ascii="Courier New" w:hAnsi="Courier New" w:cs="Courier New"/>
-          <w:color w:val="000000"/>
-          <w:szCs w:val="21"/>
-          <w:highlight w:val="yellow"/>
-          <w:shd w:val="clear" w:color="auto" w:fill="FFFFFF"/>
-        </w:rPr>
-        <w:t xml:space="preserve"> </w:t>
-      </w:r>
-      <w:r>
-        <w:rPr>
-          <w:rStyle w:val="hljs-selector-tag"/>
-          <w:rFonts w:ascii="Courier New" w:hAnsi="Courier New" w:cs="Courier New"/>
-          <w:color w:val="000088"/>
-          <w:szCs w:val="21"/>
-          <w:highlight w:val="yellow"/>
-        </w:rPr>
-        <w:t>remote</w:t>
-      </w:r>
-      <w:r>
-        <w:rPr>
-          <w:rFonts w:ascii="Courier New" w:hAnsi="Courier New" w:cs="Courier New"/>
-          <w:color w:val="000000"/>
-          <w:szCs w:val="21"/>
-          <w:highlight w:val="yellow"/>
-          <w:shd w:val="clear" w:color="auto" w:fill="FFFFFF"/>
-        </w:rPr>
-        <w:t xml:space="preserve"> </w:t>
-      </w:r>
-      <w:r>
-        <w:rPr>
-          <w:rStyle w:val="hljs-selector-tag"/>
-          <w:rFonts w:ascii="Courier New" w:hAnsi="Courier New" w:cs="Courier New"/>
-          <w:color w:val="000088"/>
-          <w:szCs w:val="21"/>
-          <w:highlight w:val="yellow"/>
-        </w:rPr>
-        <w:t>add</w:t>
-      </w:r>
-      <w:r>
-        <w:rPr>
-          <w:rFonts w:ascii="Courier New" w:hAnsi="Courier New" w:cs="Courier New"/>
-          <w:color w:val="000000"/>
-          <w:szCs w:val="21"/>
-          <w:highlight w:val="yellow"/>
-          <w:shd w:val="clear" w:color="auto" w:fill="FFFFFF"/>
-        </w:rPr>
-        <w:t xml:space="preserve"> </w:t>
-      </w:r>
-      <w:r>
-        <w:rPr>
-          <w:rStyle w:val="hljs-selector-tag"/>
-          <w:rFonts w:ascii="Courier New" w:hAnsi="Courier New" w:cs="Courier New"/>
-          <w:color w:val="000088"/>
-          <w:szCs w:val="21"/>
-          <w:highlight w:val="yellow"/>
-        </w:rPr>
-        <w:t>origin</w:t>
-      </w:r>
-      <w:r>
-        <w:rPr>
-          <w:rFonts w:ascii="Courier New" w:hAnsi="Courier New" w:cs="Courier New"/>
-          <w:color w:val="000000"/>
-          <w:szCs w:val="21"/>
-          <w:highlight w:val="yellow"/>
-          <w:shd w:val="clear" w:color="auto" w:fill="FFFFFF"/>
-        </w:rPr>
-        <w:t xml:space="preserve"> </w:t>
-      </w:r>
-      <w:hyperlink r:id="rId56" w:history="1">
-        <w:r>
-          <w:rPr>
-            <w:rStyle w:val="a5"/>
-            <w:highlight w:val="yellow"/>
-          </w:rPr>
-          <w:t>git@git.xiaojukeji.com:Auto/diiacarservice.git</w:t>
-        </w:r>
-      </w:hyperlink>
-    </w:p>
-    <w:p>
-      <w:pPr>
-        <w:rPr>
-          <w:rFonts w:hint="eastAsia"/>
-        </w:rPr>
-      </w:pPr>
-      <w:hyperlink r:id="rId57" w:history="1">
-        <w:r>
-          <w:t> </w:t>
-        </w:r>
-      </w:hyperlink>
-      <w:r>
-        <w:t xml:space="preserve"> </w:t>
-      </w:r>
-    </w:p>
-    <w:p>
-      <w:pPr>
-        <w:rPr>
-          <w:rFonts w:hint="eastAsia"/>
-        </w:rPr>
-      </w:pPr>
-    </w:p>
-    <w:p>
-      <w:pPr>
-        <w:rPr>
-          <w:rFonts w:hint="eastAsia"/>
-        </w:rPr>
-      </w:pPr>
-      <w:hyperlink r:id="rId58" w:history="1">
         <w:r>
           <w:rPr>
             <w:rStyle w:val="a5"/>
@@ -23084,292 +23021,224 @@
     <w:p>
       <w:pPr>
         <w:rPr>
+          <w:rFonts w:ascii="Helvetica" w:hAnsi="Helvetica"/>
+          <w:color w:val="666666"/>
+          <w:szCs w:val="21"/>
+          <w:shd w:val="clear" w:color="auto" w:fill="FFFFFF"/>
+        </w:rPr>
+      </w:pPr>
+    </w:p>
+    <w:p>
+      <w:pPr>
+        <w:rPr>
+          <w:rFonts w:ascii="Helvetica" w:hAnsi="Helvetica"/>
+          <w:color w:val="666666"/>
+          <w:szCs w:val="21"/>
+          <w:shd w:val="clear" w:color="auto" w:fill="FFFFFF"/>
+        </w:rPr>
+      </w:pPr>
+      <w:r>
+        <w:rPr>
+          <w:rFonts w:ascii="Helvetica" w:hAnsi="Helvetica"/>
+          <w:color w:val="666666"/>
+          <w:szCs w:val="21"/>
+          <w:shd w:val="clear" w:color="auto" w:fill="FFFFFF"/>
+        </w:rPr>
+        <w:t>git push dev gx_temp:gx_temp</w:t>
+      </w:r>
+    </w:p>
+    <w:p>
+      <w:pPr>
+        <w:rPr>
+          <w:rFonts w:ascii="Helvetica" w:hAnsi="Helvetica"/>
+          <w:color w:val="666666"/>
+          <w:szCs w:val="21"/>
+          <w:shd w:val="clear" w:color="auto" w:fill="FFFFFF"/>
+        </w:rPr>
+      </w:pPr>
+      <w:r>
+        <w:rPr>
+          <w:rFonts w:ascii="Helvetica" w:hAnsi="Helvetica" w:hint="eastAsia"/>
+          <w:color w:val="666666"/>
+          <w:szCs w:val="21"/>
+          <w:shd w:val="clear" w:color="auto" w:fill="FFFFFF"/>
+        </w:rPr>
+        <w:t>查看远程分支</w:t>
+      </w:r>
+    </w:p>
+    <w:p>
+      <w:pPr>
+        <w:rPr>
+          <w:rFonts w:ascii="Helvetica" w:hAnsi="Helvetica"/>
+          <w:color w:val="666666"/>
+          <w:szCs w:val="21"/>
+          <w:shd w:val="clear" w:color="auto" w:fill="FFFFFF"/>
+        </w:rPr>
+      </w:pPr>
+    </w:p>
+    <w:p>
+      <w:pPr>
+        <w:rPr>
+          <w:rFonts w:ascii="Helvetica" w:hAnsi="Helvetica"/>
+          <w:color w:val="666666"/>
+          <w:szCs w:val="21"/>
+          <w:shd w:val="clear" w:color="auto" w:fill="FFFFFF"/>
+        </w:rPr>
+      </w:pPr>
+      <w:r>
+        <w:rPr>
+          <w:rFonts w:ascii="Helvetica" w:hAnsi="Helvetica"/>
+          <w:color w:val="666666"/>
+          <w:szCs w:val="21"/>
+          <w:shd w:val="clear" w:color="auto" w:fill="FFFFFF"/>
+        </w:rPr>
+        <w:t>问题</w:t>
+      </w:r>
+    </w:p>
+    <w:p>
+      <w:pPr>
+        <w:rPr>
+          <w:rFonts w:ascii="Helvetica" w:hAnsi="Helvetica"/>
+          <w:color w:val="666666"/>
+          <w:szCs w:val="21"/>
+          <w:shd w:val="clear" w:color="auto" w:fill="FFFFFF"/>
+        </w:rPr>
+      </w:pPr>
+      <w:r>
+        <w:rPr>
+          <w:rFonts w:ascii="Helvetica" w:hAnsi="Helvetica" w:hint="eastAsia"/>
+          <w:color w:val="666666"/>
+          <w:szCs w:val="21"/>
+          <w:shd w:val="clear" w:color="auto" w:fill="FFFFFF"/>
+        </w:rPr>
+        <w:t>1</w:t>
+      </w:r>
+      <w:r>
+        <w:rPr>
+          <w:rFonts w:ascii="Helvetica" w:hAnsi="Helvetica" w:hint="eastAsia"/>
+          <w:color w:val="666666"/>
+          <w:szCs w:val="21"/>
+          <w:shd w:val="clear" w:color="auto" w:fill="FFFFFF"/>
+        </w:rPr>
+        <w:t>：</w:t>
+      </w:r>
+      <w:r>
+        <w:rPr>
+          <w:rFonts w:ascii="Helvetica" w:hAnsi="Helvetica" w:hint="eastAsia"/>
+          <w:color w:val="666666"/>
+          <w:szCs w:val="21"/>
+          <w:shd w:val="clear" w:color="auto" w:fill="FFFFFF"/>
+        </w:rPr>
+        <w:t xml:space="preserve"> </w:t>
+      </w:r>
+      <w:r>
+        <w:rPr>
+          <w:rFonts w:ascii="Helvetica" w:hAnsi="Helvetica" w:hint="eastAsia"/>
+          <w:color w:val="666666"/>
+          <w:szCs w:val="21"/>
+          <w:shd w:val="clear" w:color="auto" w:fill="FFFFFF"/>
+        </w:rPr>
+        <w:t>在本地执行</w:t>
+      </w:r>
+      <w:r>
+        <w:rPr>
+          <w:rFonts w:ascii="Helvetica" w:hAnsi="Helvetica" w:hint="eastAsia"/>
+          <w:color w:val="666666"/>
+          <w:szCs w:val="21"/>
+          <w:shd w:val="clear" w:color="auto" w:fill="FFFFFF"/>
+        </w:rPr>
+        <w:t>git</w:t>
+      </w:r>
+      <w:r>
+        <w:rPr>
+          <w:rFonts w:ascii="Helvetica" w:hAnsi="Helvetica"/>
+          <w:color w:val="666666"/>
+          <w:szCs w:val="21"/>
+          <w:shd w:val="clear" w:color="auto" w:fill="FFFFFF"/>
+        </w:rPr>
+        <w:t xml:space="preserve"> init</w:t>
+      </w:r>
+      <w:r>
+        <w:rPr>
+          <w:rFonts w:ascii="Helvetica" w:hAnsi="Helvetica"/>
+          <w:color w:val="666666"/>
+          <w:szCs w:val="21"/>
+          <w:shd w:val="clear" w:color="auto" w:fill="FFFFFF"/>
+        </w:rPr>
+        <w:t>后</w:t>
+      </w:r>
+      <w:r>
+        <w:rPr>
+          <w:rFonts w:ascii="Helvetica" w:hAnsi="Helvetica" w:hint="eastAsia"/>
+          <w:color w:val="666666"/>
+          <w:szCs w:val="21"/>
+          <w:shd w:val="clear" w:color="auto" w:fill="FFFFFF"/>
+        </w:rPr>
+        <w:t>，</w:t>
+      </w:r>
+      <w:r>
+        <w:rPr>
+          <w:rFonts w:ascii="Helvetica" w:hAnsi="Helvetica"/>
+          <w:color w:val="666666"/>
+          <w:szCs w:val="21"/>
+          <w:shd w:val="clear" w:color="auto" w:fill="FFFFFF"/>
+        </w:rPr>
+        <w:t>无法找到本地的</w:t>
+      </w:r>
+      <w:r>
+        <w:rPr>
+          <w:rFonts w:ascii="Helvetica" w:hAnsi="Helvetica"/>
+          <w:color w:val="666666"/>
+          <w:szCs w:val="21"/>
+          <w:shd w:val="clear" w:color="auto" w:fill="FFFFFF"/>
+        </w:rPr>
+        <w:t>master</w:t>
+      </w:r>
+      <w:r>
+        <w:rPr>
+          <w:rFonts w:ascii="Helvetica" w:hAnsi="Helvetica"/>
+          <w:color w:val="666666"/>
+          <w:szCs w:val="21"/>
+          <w:shd w:val="clear" w:color="auto" w:fill="FFFFFF"/>
+        </w:rPr>
+        <w:t>分支</w:t>
+      </w:r>
+      <w:r>
+        <w:rPr>
+          <w:rFonts w:ascii="Helvetica" w:hAnsi="Helvetica" w:hint="eastAsia"/>
+          <w:color w:val="666666"/>
+          <w:szCs w:val="21"/>
+          <w:shd w:val="clear" w:color="auto" w:fill="FFFFFF"/>
+        </w:rPr>
+        <w:t>，</w:t>
+      </w:r>
+      <w:r>
+        <w:rPr>
+          <w:rFonts w:ascii="Helvetica" w:hAnsi="Helvetica"/>
+          <w:color w:val="666666"/>
+          <w:szCs w:val="21"/>
+          <w:shd w:val="clear" w:color="auto" w:fill="FFFFFF"/>
+        </w:rPr>
+        <w:t>也无法找到远程分支</w:t>
+      </w:r>
+      <w:r>
+        <w:rPr>
+          <w:rFonts w:ascii="Helvetica" w:hAnsi="Helvetica" w:hint="eastAsia"/>
+          <w:color w:val="666666"/>
+          <w:szCs w:val="21"/>
+          <w:shd w:val="clear" w:color="auto" w:fill="FFFFFF"/>
+        </w:rPr>
+        <w:t>，</w:t>
+      </w:r>
+    </w:p>
+    <w:p>
+      <w:pPr>
+        <w:jc w:val="left"/>
+        <w:rPr>
           <w:rFonts w:hint="eastAsia"/>
         </w:rPr>
       </w:pPr>
-      <w:r>
-        <w:t>git@git.xiaojukeji.com:Auto/diiacarservice.git</w:t>
-      </w:r>
-    </w:p>
-    <w:p>
-      <w:pPr>
-        <w:rPr>
-          <w:rFonts w:ascii="Helvetica" w:hAnsi="Helvetica"/>
-          <w:color w:val="666666"/>
-          <w:szCs w:val="21"/>
-          <w:shd w:val="clear" w:color="auto" w:fill="FFFFFF"/>
-        </w:rPr>
-      </w:pPr>
-    </w:p>
-    <w:p>
-      <w:pPr>
-        <w:rPr>
-          <w:rFonts w:ascii="Helvetica" w:hAnsi="Helvetica"/>
-          <w:color w:val="666666"/>
-          <w:szCs w:val="21"/>
-          <w:shd w:val="clear" w:color="auto" w:fill="FFFFFF"/>
-        </w:rPr>
-      </w:pPr>
-    </w:p>
-    <w:p>
-      <w:pPr>
-        <w:rPr>
-          <w:rFonts w:ascii="Helvetica" w:hAnsi="Helvetica"/>
-          <w:color w:val="666666"/>
-          <w:szCs w:val="21"/>
-          <w:shd w:val="clear" w:color="auto" w:fill="FFFFFF"/>
-        </w:rPr>
-      </w:pPr>
-      <w:hyperlink r:id="rId59" w:history="1">
-        <w:r>
-          <w:rPr>
-            <w:rStyle w:val="a5"/>
-          </w:rPr>
-          <w:t>http://www.fly63.com/article/detial/1102</w:t>
-        </w:r>
-      </w:hyperlink>
-    </w:p>
-    <w:p>
-      <w:pPr>
-        <w:rPr>
-          <w:rFonts w:ascii="Helvetica" w:hAnsi="Helvetica"/>
-          <w:color w:val="666666"/>
-          <w:szCs w:val="21"/>
-          <w:shd w:val="clear" w:color="auto" w:fill="FFFFFF"/>
-        </w:rPr>
-      </w:pPr>
-    </w:p>
-    <w:p>
-      <w:pPr>
-        <w:rPr>
-          <w:rFonts w:ascii="Helvetica" w:hAnsi="Helvetica"/>
-          <w:color w:val="666666"/>
-          <w:szCs w:val="21"/>
-          <w:shd w:val="clear" w:color="auto" w:fill="FFFFFF"/>
-        </w:rPr>
-      </w:pPr>
-    </w:p>
-    <w:p>
-      <w:pPr>
-        <w:rPr>
-          <w:rFonts w:ascii="Helvetica" w:hAnsi="Helvetica"/>
-          <w:color w:val="666666"/>
-          <w:szCs w:val="21"/>
-          <w:shd w:val="clear" w:color="auto" w:fill="FFFFFF"/>
-        </w:rPr>
-      </w:pPr>
-    </w:p>
-    <w:p>
-      <w:pPr>
-        <w:rPr>
-          <w:rFonts w:ascii="Helvetica" w:hAnsi="Helvetica"/>
-          <w:color w:val="666666"/>
-          <w:szCs w:val="21"/>
-          <w:shd w:val="clear" w:color="auto" w:fill="FFFFFF"/>
-        </w:rPr>
-      </w:pPr>
-      <w:r>
-        <w:rPr>
-          <w:rFonts w:ascii="Helvetica" w:hAnsi="Helvetica"/>
-          <w:color w:val="666666"/>
-          <w:szCs w:val="21"/>
-          <w:shd w:val="clear" w:color="auto" w:fill="FFFFFF"/>
-        </w:rPr>
-        <w:t>git push dev gx_temp:gx_temp</w:t>
-      </w:r>
-    </w:p>
-    <w:p>
-      <w:pPr>
-        <w:rPr>
-          <w:rFonts w:ascii="Helvetica" w:hAnsi="Helvetica"/>
-          <w:color w:val="666666"/>
-          <w:szCs w:val="21"/>
-          <w:shd w:val="clear" w:color="auto" w:fill="FFFFFF"/>
-        </w:rPr>
-      </w:pPr>
-      <w:r>
-        <w:rPr>
-          <w:rFonts w:ascii="Helvetica" w:hAnsi="Helvetica" w:hint="eastAsia"/>
-          <w:color w:val="666666"/>
-          <w:szCs w:val="21"/>
-          <w:shd w:val="clear" w:color="auto" w:fill="FFFFFF"/>
-        </w:rPr>
-        <w:t>查看远程分支</w:t>
-      </w:r>
-    </w:p>
-    <w:p>
-      <w:pPr>
-        <w:rPr>
-          <w:rFonts w:ascii="Helvetica" w:hAnsi="Helvetica"/>
-          <w:color w:val="666666"/>
-          <w:szCs w:val="21"/>
-          <w:shd w:val="clear" w:color="auto" w:fill="FFFFFF"/>
-        </w:rPr>
-      </w:pPr>
-    </w:p>
-    <w:p>
-      <w:pPr>
-        <w:rPr>
-          <w:rFonts w:ascii="Helvetica" w:hAnsi="Helvetica"/>
-          <w:color w:val="666666"/>
-          <w:szCs w:val="21"/>
-          <w:shd w:val="clear" w:color="auto" w:fill="FFFFFF"/>
-        </w:rPr>
-      </w:pPr>
-      <w:r>
-        <w:rPr>
-          <w:rFonts w:ascii="Helvetica" w:hAnsi="Helvetica"/>
-          <w:color w:val="666666"/>
-          <w:szCs w:val="21"/>
-          <w:shd w:val="clear" w:color="auto" w:fill="FFFFFF"/>
-        </w:rPr>
-        <w:t>问题</w:t>
-      </w:r>
-    </w:p>
-    <w:p>
-      <w:pPr>
-        <w:rPr>
-          <w:rFonts w:ascii="Helvetica" w:hAnsi="Helvetica"/>
-          <w:color w:val="666666"/>
-          <w:szCs w:val="21"/>
-          <w:shd w:val="clear" w:color="auto" w:fill="FFFFFF"/>
-        </w:rPr>
-      </w:pPr>
-      <w:r>
-        <w:rPr>
-          <w:rFonts w:ascii="Helvetica" w:hAnsi="Helvetica" w:hint="eastAsia"/>
-          <w:color w:val="666666"/>
-          <w:szCs w:val="21"/>
-          <w:shd w:val="clear" w:color="auto" w:fill="FFFFFF"/>
-        </w:rPr>
-        <w:t>1</w:t>
-      </w:r>
-      <w:r>
-        <w:rPr>
-          <w:rFonts w:ascii="Helvetica" w:hAnsi="Helvetica" w:hint="eastAsia"/>
-          <w:color w:val="666666"/>
-          <w:szCs w:val="21"/>
-          <w:shd w:val="clear" w:color="auto" w:fill="FFFFFF"/>
-        </w:rPr>
-        <w:t>：</w:t>
-      </w:r>
-      <w:r>
-        <w:rPr>
-          <w:rFonts w:ascii="Helvetica" w:hAnsi="Helvetica" w:hint="eastAsia"/>
-          <w:color w:val="666666"/>
-          <w:szCs w:val="21"/>
-          <w:shd w:val="clear" w:color="auto" w:fill="FFFFFF"/>
-        </w:rPr>
-        <w:t xml:space="preserve"> </w:t>
-      </w:r>
-      <w:r>
-        <w:rPr>
-          <w:rFonts w:ascii="Helvetica" w:hAnsi="Helvetica" w:hint="eastAsia"/>
-          <w:color w:val="666666"/>
-          <w:szCs w:val="21"/>
-          <w:shd w:val="clear" w:color="auto" w:fill="FFFFFF"/>
-        </w:rPr>
-        <w:t>在本地执行</w:t>
-      </w:r>
-      <w:r>
-        <w:rPr>
-          <w:rFonts w:ascii="Helvetica" w:hAnsi="Helvetica" w:hint="eastAsia"/>
-          <w:color w:val="666666"/>
-          <w:szCs w:val="21"/>
-          <w:shd w:val="clear" w:color="auto" w:fill="FFFFFF"/>
-        </w:rPr>
-        <w:t>git</w:t>
-      </w:r>
-      <w:r>
-        <w:rPr>
-          <w:rFonts w:ascii="Helvetica" w:hAnsi="Helvetica"/>
-          <w:color w:val="666666"/>
-          <w:szCs w:val="21"/>
-          <w:shd w:val="clear" w:color="auto" w:fill="FFFFFF"/>
-        </w:rPr>
-        <w:t xml:space="preserve"> init</w:t>
-      </w:r>
-      <w:r>
-        <w:rPr>
-          <w:rFonts w:ascii="Helvetica" w:hAnsi="Helvetica"/>
-          <w:color w:val="666666"/>
-          <w:szCs w:val="21"/>
-          <w:shd w:val="clear" w:color="auto" w:fill="FFFFFF"/>
-        </w:rPr>
-        <w:t>后</w:t>
-      </w:r>
-      <w:r>
-        <w:rPr>
-          <w:rFonts w:ascii="Helvetica" w:hAnsi="Helvetica" w:hint="eastAsia"/>
-          <w:color w:val="666666"/>
-          <w:szCs w:val="21"/>
-          <w:shd w:val="clear" w:color="auto" w:fill="FFFFFF"/>
-        </w:rPr>
-        <w:t>，</w:t>
-      </w:r>
-      <w:r>
-        <w:rPr>
-          <w:rFonts w:ascii="Helvetica" w:hAnsi="Helvetica"/>
-          <w:color w:val="666666"/>
-          <w:szCs w:val="21"/>
-          <w:shd w:val="clear" w:color="auto" w:fill="FFFFFF"/>
-        </w:rPr>
-        <w:t>无法找到本地的</w:t>
-      </w:r>
-      <w:r>
-        <w:rPr>
-          <w:rFonts w:ascii="Helvetica" w:hAnsi="Helvetica"/>
-          <w:color w:val="666666"/>
-          <w:szCs w:val="21"/>
-          <w:shd w:val="clear" w:color="auto" w:fill="FFFFFF"/>
-        </w:rPr>
-        <w:t>master</w:t>
-      </w:r>
-      <w:r>
-        <w:rPr>
-          <w:rFonts w:ascii="Helvetica" w:hAnsi="Helvetica"/>
-          <w:color w:val="666666"/>
-          <w:szCs w:val="21"/>
-          <w:shd w:val="clear" w:color="auto" w:fill="FFFFFF"/>
-        </w:rPr>
-        <w:t>分支</w:t>
-      </w:r>
-      <w:r>
-        <w:rPr>
-          <w:rFonts w:ascii="Helvetica" w:hAnsi="Helvetica" w:hint="eastAsia"/>
-          <w:color w:val="666666"/>
-          <w:szCs w:val="21"/>
-          <w:shd w:val="clear" w:color="auto" w:fill="FFFFFF"/>
-        </w:rPr>
-        <w:t>，</w:t>
-      </w:r>
-      <w:r>
-        <w:rPr>
-          <w:rFonts w:ascii="Helvetica" w:hAnsi="Helvetica"/>
-          <w:color w:val="666666"/>
-          <w:szCs w:val="21"/>
-          <w:shd w:val="clear" w:color="auto" w:fill="FFFFFF"/>
-        </w:rPr>
-        <w:t>也无法找到远程分支</w:t>
-      </w:r>
-      <w:r>
-        <w:rPr>
-          <w:rFonts w:ascii="Helvetica" w:hAnsi="Helvetica" w:hint="eastAsia"/>
-          <w:color w:val="666666"/>
-          <w:szCs w:val="21"/>
-          <w:shd w:val="clear" w:color="auto" w:fill="FFFFFF"/>
-        </w:rPr>
-        <w:t>，</w:t>
-      </w:r>
-    </w:p>
-    <w:p>
-      <w:pPr>
-        <w:jc w:val="left"/>
-        <w:rPr>
-          <w:rFonts w:hint="eastAsia"/>
-        </w:rPr>
-      </w:pPr>
-      <w:hyperlink r:id="rId60" w:history="1">
+      <w:hyperlink r:id="rId56" w:history="1">
         <w:r>
           <w:rPr>
             <w:rStyle w:val="a5"/>
@@ -23406,7 +23275,7 @@
           <w:rFonts w:hint="eastAsia"/>
         </w:rPr>
       </w:pPr>
-      <w:hyperlink r:id="rId61" w:history="1">
+      <w:hyperlink r:id="rId57" w:history="1">
         <w:r>
           <w:rPr>
             <w:rStyle w:val="a5"/>
@@ -23492,7 +23361,7 @@
         </w:rPr>
         <w:t xml:space="preserve">git remote add origin </w:t>
       </w:r>
-      <w:hyperlink r:id="rId62" w:history="1">
+      <w:hyperlink r:id="rId58" w:history="1">
         <w:r>
           <w:rPr>
             <w:rStyle w:val="a5"/>
@@ -23531,6 +23400,24 @@
           <w:rFonts w:hint="eastAsia"/>
         </w:rPr>
       </w:pPr>
+      <w:r>
+        <w:rPr>
+          <w:rFonts w:hint="eastAsia"/>
+        </w:rPr>
+        <w:t>当前目录</w:t>
+      </w:r>
+      <w:r>
+        <w:rPr>
+          <w:rFonts w:hint="eastAsia"/>
+        </w:rPr>
+        <w:t>dev</w:t>
+      </w:r>
+      <w:r>
+        <w:rPr>
+          <w:rFonts w:hint="eastAsia"/>
+        </w:rPr>
+        <w:t>分子下：</w:t>
+      </w:r>
     </w:p>
     <w:p>
       <w:pPr>
@@ -23539,6 +23426,12 @@
           <w:rFonts w:hint="eastAsia"/>
         </w:rPr>
       </w:pPr>
+      <w:r>
+        <w:rPr>
+          <w:rFonts w:hint="eastAsia"/>
+        </w:rPr>
+        <w:t>git remote add dev git@localhost:/home/gx/guoxing/test_git/git_server/gavin_service.git</w:t>
+      </w:r>
     </w:p>
     <w:p>
       <w:pPr>
@@ -23547,6 +23440,12 @@
           <w:rFonts w:hint="eastAsia"/>
         </w:rPr>
       </w:pPr>
+      <w:r>
+        <w:rPr>
+          <w:rFonts w:hint="eastAsia"/>
+        </w:rPr>
+        <w:t>git push -u</w:t>
+      </w:r>
     </w:p>
     <w:p>
       <w:pPr>
@@ -23559,129 +23458,39 @@
         <w:rPr>
           <w:rFonts w:hint="eastAsia"/>
         </w:rPr>
-        <w:t>当前目录</w:t>
-      </w:r>
-      <w:r>
+        <w:t>git checkout -b test2</w:t>
+      </w:r>
+    </w:p>
+    <w:p>
+      <w:pPr>
+        <w:jc w:val="left"/>
         <w:rPr>
           <w:rFonts w:hint="eastAsia"/>
         </w:rPr>
-        <w:t>dev</w:t>
-      </w:r>
-      <w:r>
+      </w:pPr>
+    </w:p>
+    <w:p>
+      <w:pPr>
+        <w:jc w:val="left"/>
         <w:rPr>
           <w:rFonts w:hint="eastAsia"/>
         </w:rPr>
-        <w:t>分子下：</w:t>
-      </w:r>
-    </w:p>
-    <w:p>
-      <w:pPr>
-        <w:jc w:val="left"/>
+      </w:pPr>
+      <w:r>
         <w:rPr>
           <w:rFonts w:hint="eastAsia"/>
         </w:rPr>
-      </w:pPr>
-      <w:r>
+        <w:t>git push --set-upstream origin dev</w:t>
+      </w:r>
+    </w:p>
+    <w:p>
+      <w:pPr>
         <w:rPr>
           <w:rFonts w:hint="eastAsia"/>
         </w:rPr>
-        <w:t>git remote add dev git@localhost:/home/gx/guoxing/test_git/git_server/gavin_service.git</w:t>
-      </w:r>
-    </w:p>
-    <w:p>
-      <w:pPr>
-        <w:jc w:val="left"/>
-        <w:rPr>
-          <w:rFonts w:hint="eastAsia"/>
-        </w:rPr>
-      </w:pPr>
-      <w:r>
-        <w:rPr>
-          <w:rFonts w:hint="eastAsia"/>
-        </w:rPr>
-        <w:t>git push -u</w:t>
-      </w:r>
-    </w:p>
-    <w:p>
-      <w:pPr>
-        <w:jc w:val="left"/>
-        <w:rPr>
-          <w:rFonts w:hint="eastAsia"/>
-        </w:rPr>
-      </w:pPr>
-      <w:r>
-        <w:rPr>
-          <w:rFonts w:hint="eastAsia"/>
-        </w:rPr>
-        <w:t>git checkout -b test2</w:t>
-      </w:r>
-    </w:p>
-    <w:p>
-      <w:pPr>
-        <w:jc w:val="left"/>
-        <w:rPr>
-          <w:rFonts w:hint="eastAsia"/>
-        </w:rPr>
-      </w:pPr>
-    </w:p>
-    <w:p>
-      <w:pPr>
-        <w:jc w:val="left"/>
-        <w:rPr>
-          <w:rFonts w:hint="eastAsia"/>
-        </w:rPr>
-      </w:pPr>
-      <w:r>
-        <w:rPr>
-          <w:rFonts w:hint="eastAsia"/>
-        </w:rPr>
-        <w:t>git push --set-upstream origin dev</w:t>
-      </w:r>
-    </w:p>
-    <w:p>
-      <w:pPr>
-        <w:rPr>
-          <w:rFonts w:ascii="Helvetica" w:hAnsi="Helvetica"/>
-          <w:color w:val="666666"/>
-          <w:szCs w:val="21"/>
-          <w:shd w:val="clear" w:color="auto" w:fill="FFFFFF"/>
-        </w:rPr>
-      </w:pPr>
-      <w:r>
-        <w:rPr>
-          <w:rFonts w:ascii="Helvetica" w:hAnsi="Helvetica" w:hint="eastAsia"/>
-          <w:color w:val="666666"/>
-          <w:szCs w:val="21"/>
-          <w:shd w:val="clear" w:color="auto" w:fill="FFFFFF"/>
-        </w:rPr>
-        <w:t>删除</w:t>
-      </w:r>
-    </w:p>
-    <w:p>
-      <w:pPr>
-        <w:rPr>
-          <w:rFonts w:ascii="Helvetica" w:hAnsi="Helvetica"/>
-          <w:color w:val="666666"/>
-          <w:szCs w:val="21"/>
-          <w:shd w:val="clear" w:color="auto" w:fill="FFFFFF"/>
-        </w:rPr>
-      </w:pPr>
-      <w:r>
-        <w:rPr>
-          <w:rFonts w:ascii="Helvetica" w:hAnsi="Helvetica"/>
-          <w:color w:val="666666"/>
-          <w:szCs w:val="21"/>
-          <w:shd w:val="clear" w:color="auto" w:fill="FFFFFF"/>
-        </w:rPr>
-        <w:t>Administrator</w:t>
-      </w:r>
-    </w:p>
-    <w:p>
-      <w:pPr>
-        <w:rPr>
-          <w:rFonts w:hint="eastAsia"/>
-        </w:rPr>
-      </w:pPr>
+      </w:pPr>
+      <w:bookmarkStart w:id="0" w:name="_GoBack"/>
+      <w:bookmarkEnd w:id="0"/>
     </w:p>
     <w:sectPr>
       <w:pgSz w:w="11906" w:h="16838"/>
@@ -24093,6 +23902,119 @@
     </w:lvl>
   </w:abstractNum>
   <w:abstractNum w:abstractNumId="3">
+    <w:nsid w:val="1CDA0CBF"/>
+    <w:multiLevelType w:val="hybridMultilevel"/>
+    <w:tmpl w:val="6B121912"/>
+    <w:lvl w:ilvl="0" w:tplc="0409000B">
+      <w:start w:val="1"/>
+      <w:numFmt w:val="bullet"/>
+      <w:lvlText w:val=""/>
+      <w:lvlJc w:val="left"/>
+      <w:pPr>
+        <w:ind w:left="420" w:hanging="420"/>
+      </w:pPr>
+      <w:rPr>
+        <w:rFonts w:ascii="Wingdings" w:hAnsi="Wingdings" w:hint="default"/>
+      </w:rPr>
+    </w:lvl>
+    <w:lvl w:ilvl="1" w:tplc="04090003" w:tentative="1">
+      <w:start w:val="1"/>
+      <w:numFmt w:val="bullet"/>
+      <w:lvlText w:val=""/>
+      <w:lvlJc w:val="left"/>
+      <w:pPr>
+        <w:ind w:left="840" w:hanging="420"/>
+      </w:pPr>
+      <w:rPr>
+        <w:rFonts w:ascii="Wingdings" w:hAnsi="Wingdings" w:hint="default"/>
+      </w:rPr>
+    </w:lvl>
+    <w:lvl w:ilvl="2" w:tplc="04090005" w:tentative="1">
+      <w:start w:val="1"/>
+      <w:numFmt w:val="bullet"/>
+      <w:lvlText w:val=""/>
+      <w:lvlJc w:val="left"/>
+      <w:pPr>
+        <w:ind w:left="1260" w:hanging="420"/>
+      </w:pPr>
+      <w:rPr>
+        <w:rFonts w:ascii="Wingdings" w:hAnsi="Wingdings" w:hint="default"/>
+      </w:rPr>
+    </w:lvl>
+    <w:lvl w:ilvl="3" w:tplc="04090001" w:tentative="1">
+      <w:start w:val="1"/>
+      <w:numFmt w:val="bullet"/>
+      <w:lvlText w:val=""/>
+      <w:lvlJc w:val="left"/>
+      <w:pPr>
+        <w:ind w:left="1680" w:hanging="420"/>
+      </w:pPr>
+      <w:rPr>
+        <w:rFonts w:ascii="Wingdings" w:hAnsi="Wingdings" w:hint="default"/>
+      </w:rPr>
+    </w:lvl>
+    <w:lvl w:ilvl="4" w:tplc="04090003" w:tentative="1">
+      <w:start w:val="1"/>
+      <w:numFmt w:val="bullet"/>
+      <w:lvlText w:val=""/>
+      <w:lvlJc w:val="left"/>
+      <w:pPr>
+        <w:ind w:left="2100" w:hanging="420"/>
+      </w:pPr>
+      <w:rPr>
+        <w:rFonts w:ascii="Wingdings" w:hAnsi="Wingdings" w:hint="default"/>
+      </w:rPr>
+    </w:lvl>
+    <w:lvl w:ilvl="5" w:tplc="04090005" w:tentative="1">
+      <w:start w:val="1"/>
+      <w:numFmt w:val="bullet"/>
+      <w:lvlText w:val=""/>
+      <w:lvlJc w:val="left"/>
+      <w:pPr>
+        <w:ind w:left="2520" w:hanging="420"/>
+      </w:pPr>
+      <w:rPr>
+        <w:rFonts w:ascii="Wingdings" w:hAnsi="Wingdings" w:hint="default"/>
+      </w:rPr>
+    </w:lvl>
+    <w:lvl w:ilvl="6" w:tplc="04090001" w:tentative="1">
+      <w:start w:val="1"/>
+      <w:numFmt w:val="bullet"/>
+      <w:lvlText w:val=""/>
+      <w:lvlJc w:val="left"/>
+      <w:pPr>
+        <w:ind w:left="2940" w:hanging="420"/>
+      </w:pPr>
+      <w:rPr>
+        <w:rFonts w:ascii="Wingdings" w:hAnsi="Wingdings" w:hint="default"/>
+      </w:rPr>
+    </w:lvl>
+    <w:lvl w:ilvl="7" w:tplc="04090003" w:tentative="1">
+      <w:start w:val="1"/>
+      <w:numFmt w:val="bullet"/>
+      <w:lvlText w:val=""/>
+      <w:lvlJc w:val="left"/>
+      <w:pPr>
+        <w:ind w:left="3360" w:hanging="420"/>
+      </w:pPr>
+      <w:rPr>
+        <w:rFonts w:ascii="Wingdings" w:hAnsi="Wingdings" w:hint="default"/>
+      </w:rPr>
+    </w:lvl>
+    <w:lvl w:ilvl="8" w:tplc="04090005" w:tentative="1">
+      <w:start w:val="1"/>
+      <w:numFmt w:val="bullet"/>
+      <w:lvlText w:val=""/>
+      <w:lvlJc w:val="left"/>
+      <w:pPr>
+        <w:ind w:left="3780" w:hanging="420"/>
+      </w:pPr>
+      <w:rPr>
+        <w:rFonts w:ascii="Wingdings" w:hAnsi="Wingdings" w:hint="default"/>
+      </w:rPr>
+    </w:lvl>
+  </w:abstractNum>
+  <w:abstractNum w:abstractNumId="4">
     <w:nsid w:val="1DF57D65"/>
     <w:multiLevelType w:val="multilevel"/>
     <w:tmpl w:val="C08C37E4"/>
@@ -24208,7 +24130,7 @@
       </w:pPr>
     </w:lvl>
   </w:abstractNum>
-  <w:abstractNum w:abstractNumId="4">
+  <w:abstractNum w:abstractNumId="5">
     <w:nsid w:val="20E069E6"/>
     <w:multiLevelType w:val="multilevel"/>
     <w:tmpl w:val="E1FAE838"/>
@@ -24357,7 +24279,7 @@
       </w:rPr>
     </w:lvl>
   </w:abstractNum>
-  <w:abstractNum w:abstractNumId="5">
+  <w:abstractNum w:abstractNumId="6">
     <w:nsid w:val="33E46011"/>
     <w:multiLevelType w:val="multilevel"/>
     <w:tmpl w:val="8976E404"/>
@@ -24506,7 +24428,7 @@
       </w:rPr>
     </w:lvl>
   </w:abstractNum>
-  <w:abstractNum w:abstractNumId="6">
+  <w:abstractNum w:abstractNumId="7">
     <w:nsid w:val="36081FE5"/>
     <w:multiLevelType w:val="multilevel"/>
     <w:tmpl w:val="970E80FC"/>
@@ -24655,7 +24577,7 @@
       </w:rPr>
     </w:lvl>
   </w:abstractNum>
-  <w:abstractNum w:abstractNumId="7">
+  <w:abstractNum w:abstractNumId="8">
     <w:nsid w:val="386D69A5"/>
     <w:multiLevelType w:val="hybridMultilevel"/>
     <w:tmpl w:val="4E3471E8"/>
@@ -24768,7 +24690,7 @@
       </w:rPr>
     </w:lvl>
   </w:abstractNum>
-  <w:abstractNum w:abstractNumId="8">
+  <w:abstractNum w:abstractNumId="9">
     <w:nsid w:val="3E8C35EF"/>
     <w:multiLevelType w:val="hybridMultilevel"/>
     <w:tmpl w:val="BE14B9F2"/>
@@ -24881,7 +24803,7 @@
       </w:rPr>
     </w:lvl>
   </w:abstractNum>
-  <w:abstractNum w:abstractNumId="9">
+  <w:abstractNum w:abstractNumId="10">
     <w:nsid w:val="52CA4CDF"/>
     <w:multiLevelType w:val="multilevel"/>
     <w:tmpl w:val="A754EB2E"/>
@@ -25030,7 +24952,7 @@
       </w:rPr>
     </w:lvl>
   </w:abstractNum>
-  <w:abstractNum w:abstractNumId="10">
+  <w:abstractNum w:abstractNumId="11">
     <w:nsid w:val="52EA1D64"/>
     <w:multiLevelType w:val="multilevel"/>
     <w:tmpl w:val="5FB65EB4"/>
@@ -25179,7 +25101,7 @@
       </w:rPr>
     </w:lvl>
   </w:abstractNum>
-  <w:abstractNum w:abstractNumId="11">
+  <w:abstractNum w:abstractNumId="12">
     <w:nsid w:val="56792305"/>
     <w:multiLevelType w:val="multilevel"/>
     <w:tmpl w:val="83ACCA06"/>
@@ -25328,7 +25250,7 @@
       </w:rPr>
     </w:lvl>
   </w:abstractNum>
-  <w:abstractNum w:abstractNumId="12">
+  <w:abstractNum w:abstractNumId="13">
     <w:nsid w:val="75575F8C"/>
     <w:multiLevelType w:val="hybridMultilevel"/>
     <w:tmpl w:val="910010D6"/>
@@ -25418,40 +25340,43 @@
     <w:abstractNumId w:val="2"/>
   </w:num>
   <w:num w:numId="2">
-    <w:abstractNumId w:val="11"/>
+    <w:abstractNumId w:val="12"/>
   </w:num>
   <w:num w:numId="3">
     <w:abstractNumId w:val="0"/>
   </w:num>
   <w:num w:numId="4">
-    <w:abstractNumId w:val="10"/>
+    <w:abstractNumId w:val="11"/>
   </w:num>
   <w:num w:numId="5">
-    <w:abstractNumId w:val="6"/>
+    <w:abstractNumId w:val="7"/>
   </w:num>
   <w:num w:numId="6">
-    <w:abstractNumId w:val="4"/>
+    <w:abstractNumId w:val="5"/>
   </w:num>
   <w:num w:numId="7">
-    <w:abstractNumId w:val="5"/>
+    <w:abstractNumId w:val="6"/>
   </w:num>
   <w:num w:numId="8">
     <w:abstractNumId w:val="1"/>
   </w:num>
   <w:num w:numId="9">
-    <w:abstractNumId w:val="3"/>
+    <w:abstractNumId w:val="4"/>
   </w:num>
   <w:num w:numId="10">
-    <w:abstractNumId w:val="12"/>
+    <w:abstractNumId w:val="13"/>
   </w:num>
   <w:num w:numId="11">
+    <w:abstractNumId w:val="10"/>
+  </w:num>
+  <w:num w:numId="12">
     <w:abstractNumId w:val="9"/>
   </w:num>
-  <w:num w:numId="12">
+  <w:num w:numId="13">
     <w:abstractNumId w:val="8"/>
   </w:num>
-  <w:num w:numId="13">
-    <w:abstractNumId w:val="7"/>
+  <w:num w:numId="14">
+    <w:abstractNumId w:val="3"/>
   </w:num>
 </w:numbering>
 </file>
@@ -26671,7 +26596,7 @@
 </file>
 
 <file path=customXml/itemProps1.xml><?xml version="1.0" encoding="utf-8"?>
-<ds:datastoreItem xmlns:ds="http://schemas.openxmlformats.org/officeDocument/2006/customXml" ds:itemID="{6BE2720F-F4E2-42D0-975C-346213C95F4A}">
+<ds:datastoreItem xmlns:ds="http://schemas.openxmlformats.org/officeDocument/2006/customXml" ds:itemID="{5C658156-B1ED-4A04-87BA-1F1F08A086A0}">
   <ds:schemaRefs>
     <ds:schemaRef ds:uri="http://schemas.openxmlformats.org/officeDocument/2006/bibliography"/>
   </ds:schemaRefs>
